--- a/08-提交材料/选交/1 2026年优秀团队申报表.docx
+++ b/08-提交材料/选交/1 2026年优秀团队申报表.docx
@@ -1,6 +1,6 @@
 
 <file path=word/document.xml><?xml version="1.0" encoding="utf-8"?>
-<w:document xmlns:wpc="http://schemas.microsoft.com/office/word/2010/wordprocessingCanvas" xmlns:cx="http://schemas.microsoft.com/office/drawing/2014/chartex" xmlns:cx1="http://schemas.microsoft.com/office/drawing/2015/9/8/chartex" xmlns:cx2="http://schemas.microsoft.com/office/drawing/2015/10/21/chartex" xmlns:cx3="http://schemas.microsoft.com/office/drawing/2016/5/9/chartex" xmlns:cx4="http://schemas.microsoft.com/office/drawing/2016/5/10/chartex" xmlns:cx5="http://schemas.microsoft.com/office/drawing/2016/5/11/chartex" xmlns:cx6="http://schemas.microsoft.com/office/drawing/2016/5/12/chartex" xmlns:cx7="http://schemas.microsoft.com/office/drawing/2016/5/13/chartex" xmlns:cx8="http://schemas.microsoft.com/office/drawing/2016/5/14/chartex" xmlns:mc="http://schemas.openxmlformats.org/markup-compatibility/2006" xmlns:aink="http://schemas.microsoft.com/office/drawing/2016/ink" xmlns:am3d="http://schemas.microsoft.com/office/drawing/2017/model3d" xmlns:o="urn:schemas-microsoft-com:office:office" xmlns:oel="http://schemas.microsoft.com/office/2019/extlst" xmlns:r="http://schemas.openxmlformats.org/officeDocument/2006/relationships" xmlns:m="http://schemas.openxmlformats.org/officeDocument/2006/math" xmlns:v="urn:schemas-microsoft-com:vml" xmlns:wp14="http://schemas.microsoft.com/office/word/2010/wordprocessingDrawing" xmlns:wp="http://schemas.openxmlformats.org/drawingml/2006/wordprocessingDrawing" xmlns:w10="urn:schemas-microsoft-com:office:word" xmlns:w="http://schemas.openxmlformats.org/wordprocessingml/2006/main" xmlns:w14="http://schemas.microsoft.com/office/word/2010/wordml" xmlns:w15="http://schemas.microsoft.com/office/word/2012/wordml" xmlns:w16cex="http://schemas.microsoft.com/office/word/2018/wordml/cex" xmlns:w16cid="http://schemas.microsoft.com/office/word/2016/wordml/cid" xmlns:w16="http://schemas.microsoft.com/office/word/2018/wordml" xmlns:w16sdtdh="http://schemas.microsoft.com/office/word/2020/wordml/sdtdatahash" xmlns:w16se="http://schemas.microsoft.com/office/word/2015/wordml/symex" xmlns:wpg="http://schemas.microsoft.com/office/word/2010/wordprocessingGroup" xmlns:wpi="http://schemas.microsoft.com/office/word/2010/wordprocessingInk" xmlns:wne="http://schemas.microsoft.com/office/word/2006/wordml" xmlns:wps="http://schemas.microsoft.com/office/word/2010/wordprocessingShape" mc:Ignorable="w14 w15 w16se w16cid w16 w16cex w16sdtdh wp14">
+<w:document xmlns:wpc="http://schemas.microsoft.com/office/word/2010/wordprocessingCanvas" xmlns:mc="http://schemas.openxmlformats.org/markup-compatibility/2006" xmlns:o="urn:schemas-microsoft-com:office:office" xmlns:r="http://schemas.openxmlformats.org/officeDocument/2006/relationships" xmlns:m="http://schemas.openxmlformats.org/officeDocument/2006/math" xmlns:v="urn:schemas-microsoft-com:vml" xmlns:wp14="http://schemas.microsoft.com/office/word/2010/wordprocessingDrawing" xmlns:wp="http://schemas.openxmlformats.org/drawingml/2006/wordprocessingDrawing" xmlns:w="http://schemas.openxmlformats.org/wordprocessingml/2006/main" xmlns:w14="http://schemas.microsoft.com/office/word/2010/wordml" xmlns:w10="urn:schemas-microsoft-com:office:word" xmlns:w15="http://schemas.microsoft.com/office/word/2012/wordml" xmlns:wpg="http://schemas.microsoft.com/office/word/2010/wordprocessingGroup" xmlns:wpi="http://schemas.microsoft.com/office/word/2010/wordprocessingInk" xmlns:wne="http://schemas.microsoft.com/office/word/2006/wordml" xmlns:wps="http://schemas.microsoft.com/office/word/2010/wordprocessingShape" xmlns:wpsCustomData="http://www.wps.cn/officeDocument/2013/wpsCustomData" mc:Ignorable="w14 w15 wp14">
   <w:body>
     <w:p>
       <w:pPr>
@@ -12,14 +12,14 @@
         <w:spacing w:line="520" w:lineRule="exact"/>
         <w:jc w:val="center"/>
         <w:rPr>
-          <w:rFonts w:ascii="Times New Roman" w:eastAsia="方正小标宋简体" w:hAnsi="Times New Roman" w:cs="Times New Roman"/>
+          <w:rFonts w:ascii="Times New Roman" w:hAnsi="Times New Roman" w:eastAsia="方正小标宋简体" w:cs="Times New Roman"/>
           <w:sz w:val="44"/>
           <w:szCs w:val="44"/>
         </w:rPr>
       </w:pPr>
       <w:r>
         <w:rPr>
-          <w:rFonts w:ascii="Times New Roman" w:eastAsia="方正小标宋简体" w:hAnsi="Times New Roman" w:cs="Times New Roman"/>
+          <w:rFonts w:ascii="Times New Roman" w:hAnsi="Times New Roman" w:eastAsia="方正小标宋简体" w:cs="Times New Roman"/>
           <w:sz w:val="44"/>
           <w:szCs w:val="44"/>
         </w:rPr>
@@ -36,7 +36,7 @@
         <w:spacing w:line="520" w:lineRule="exact"/>
         <w:jc w:val="center"/>
         <w:rPr>
-          <w:rFonts w:ascii="Times New Roman" w:eastAsia="方正小标宋简体" w:hAnsi="Times New Roman" w:cs="Times New Roman"/>
+          <w:rFonts w:ascii="Times New Roman" w:hAnsi="Times New Roman" w:eastAsia="方正小标宋简体" w:cs="Times New Roman"/>
           <w:sz w:val="36"/>
           <w:szCs w:val="36"/>
         </w:rPr>
@@ -44,18 +44,24 @@
     </w:p>
     <w:tbl>
       <w:tblPr>
+        <w:tblStyle w:val="5"/>
         <w:tblW w:w="8865" w:type="dxa"/>
         <w:tblInd w:w="122" w:type="dxa"/>
         <w:tblBorders>
-          <w:top w:val="single" w:sz="4" w:space="0" w:color="auto"/>
-          <w:left w:val="single" w:sz="4" w:space="0" w:color="auto"/>
-          <w:bottom w:val="single" w:sz="4" w:space="0" w:color="auto"/>
-          <w:right w:val="single" w:sz="4" w:space="0" w:color="auto"/>
-          <w:insideH w:val="single" w:sz="4" w:space="0" w:color="auto"/>
-          <w:insideV w:val="single" w:sz="4" w:space="0" w:color="auto"/>
+          <w:top w:val="single" w:color="auto" w:sz="4" w:space="0"/>
+          <w:left w:val="single" w:color="auto" w:sz="4" w:space="0"/>
+          <w:bottom w:val="single" w:color="auto" w:sz="4" w:space="0"/>
+          <w:right w:val="single" w:color="auto" w:sz="4" w:space="0"/>
+          <w:insideH w:val="single" w:color="auto" w:sz="4" w:space="0"/>
+          <w:insideV w:val="single" w:color="auto" w:sz="4" w:space="0"/>
         </w:tblBorders>
         <w:tblLayout w:type="fixed"/>
-        <w:tblLook w:val="04A0" w:firstRow="1" w:lastRow="0" w:firstColumn="1" w:lastColumn="0" w:noHBand="0" w:noVBand="1"/>
+        <w:tblCellMar>
+          <w:top w:w="0" w:type="dxa"/>
+          <w:left w:w="108" w:type="dxa"/>
+          <w:bottom w:w="0" w:type="dxa"/>
+          <w:right w:w="108" w:type="dxa"/>
+        </w:tblCellMar>
       </w:tblPr>
       <w:tblGrid>
         <w:gridCol w:w="1365"/>
@@ -67,8 +73,24 @@
         <w:gridCol w:w="2313"/>
       </w:tblGrid>
       <w:tr>
+        <w:tblPrEx>
+          <w:tblBorders>
+            <w:top w:val="single" w:color="auto" w:sz="4" w:space="0"/>
+            <w:left w:val="single" w:color="auto" w:sz="4" w:space="0"/>
+            <w:bottom w:val="single" w:color="auto" w:sz="4" w:space="0"/>
+            <w:right w:val="single" w:color="auto" w:sz="4" w:space="0"/>
+            <w:insideH w:val="single" w:color="auto" w:sz="4" w:space="0"/>
+            <w:insideV w:val="single" w:color="auto" w:sz="4" w:space="0"/>
+          </w:tblBorders>
+          <w:tblCellMar>
+            <w:top w:w="0" w:type="dxa"/>
+            <w:left w:w="108" w:type="dxa"/>
+            <w:bottom w:w="0" w:type="dxa"/>
+            <w:right w:w="108" w:type="dxa"/>
+          </w:tblCellMar>
+        </w:tblPrEx>
         <w:trPr>
-          <w:trHeight w:val="450"/>
+          <w:trHeight w:val="450" w:hRule="atLeast"/>
         </w:trPr>
         <w:tc>
           <w:tcPr>
@@ -80,7 +102,7 @@
               <w:spacing w:line="520" w:lineRule="exact"/>
               <w:jc w:val="center"/>
               <w:rPr>
-                <w:rFonts w:ascii="Times New Roman" w:eastAsia="仿宋_GB2312" w:hAnsi="Times New Roman" w:cs="Times New Roman"/>
+                <w:rFonts w:ascii="Times New Roman" w:hAnsi="Times New Roman" w:eastAsia="仿宋_GB2312" w:cs="Times New Roman"/>
                 <w:bCs/>
                 <w:color w:val="000000"/>
                 <w:sz w:val="28"/>
@@ -89,7 +111,7 @@
             </w:pPr>
             <w:r>
               <w:rPr>
-                <w:rFonts w:ascii="Times New Roman" w:eastAsia="仿宋_GB2312" w:hAnsi="Times New Roman" w:cs="Times New Roman"/>
+                <w:rFonts w:ascii="Times New Roman" w:hAnsi="Times New Roman" w:eastAsia="仿宋_GB2312" w:cs="Times New Roman"/>
                 <w:bCs/>
                 <w:color w:val="000000"/>
                 <w:sz w:val="28"/>
@@ -110,17 +132,18 @@
               <w:spacing w:line="520" w:lineRule="exact"/>
               <w:jc w:val="center"/>
               <w:rPr>
-                <w:rStyle w:val="a8"/>
-                <w:rFonts w:ascii="Times New Roman" w:eastAsia="仿宋_GB2312" w:hAnsi="Times New Roman" w:cs="Times New Roman"/>
+                <w:rStyle w:val="7"/>
+                <w:rFonts w:hint="eastAsia" w:ascii="Times New Roman" w:hAnsi="Times New Roman" w:eastAsia="仿宋_GB2312" w:cs="Times New Roman"/>
                 <w:b w:val="0"/>
                 <w:sz w:val="28"/>
                 <w:szCs w:val="28"/>
+                <w:lang w:val="en-US" w:eastAsia="zh-CN"/>
               </w:rPr>
             </w:pPr>
             <w:r>
               <w:rPr>
-                <w:rStyle w:val="a8"/>
-                <w:rFonts w:ascii="Times New Roman" w:eastAsia="仿宋_GB2312" w:hAnsi="Times New Roman" w:cs="Times New Roman"/>
+                <w:rStyle w:val="7"/>
+                <w:rFonts w:ascii="Times New Roman" w:hAnsi="Times New Roman" w:eastAsia="仿宋_GB2312" w:cs="Times New Roman"/>
                 <w:b w:val="0"/>
                 <w:sz w:val="28"/>
                 <w:szCs w:val="28"/>
@@ -140,7 +163,7 @@
               <w:spacing w:line="520" w:lineRule="exact"/>
               <w:jc w:val="center"/>
               <w:rPr>
-                <w:rFonts w:ascii="Times New Roman" w:eastAsia="仿宋_GB2312" w:hAnsi="Times New Roman" w:cs="Times New Roman"/>
+                <w:rFonts w:ascii="Times New Roman" w:hAnsi="Times New Roman" w:eastAsia="仿宋_GB2312" w:cs="Times New Roman"/>
                 <w:bCs/>
                 <w:color w:val="000000"/>
                 <w:sz w:val="28"/>
@@ -149,7 +172,7 @@
             </w:pPr>
             <w:r>
               <w:rPr>
-                <w:rFonts w:ascii="Times New Roman" w:eastAsia="仿宋_GB2312" w:hAnsi="Times New Roman" w:cs="Times New Roman"/>
+                <w:rFonts w:ascii="Times New Roman" w:hAnsi="Times New Roman" w:eastAsia="仿宋_GB2312" w:cs="Times New Roman"/>
                 <w:bCs/>
                 <w:color w:val="000000"/>
                 <w:sz w:val="28"/>
@@ -170,7 +193,7 @@
               <w:spacing w:line="520" w:lineRule="exact"/>
               <w:jc w:val="center"/>
               <w:rPr>
-                <w:rFonts w:ascii="Times New Roman" w:eastAsia="仿宋_GB2312" w:hAnsi="Times New Roman" w:cs="Times New Roman"/>
+                <w:rFonts w:ascii="Times New Roman" w:hAnsi="Times New Roman" w:eastAsia="仿宋_GB2312" w:cs="Times New Roman"/>
                 <w:bCs/>
                 <w:color w:val="000000"/>
                 <w:sz w:val="28"/>
@@ -181,8 +204,24 @@
         </w:tc>
       </w:tr>
       <w:tr>
+        <w:tblPrEx>
+          <w:tblBorders>
+            <w:top w:val="single" w:color="auto" w:sz="4" w:space="0"/>
+            <w:left w:val="single" w:color="auto" w:sz="4" w:space="0"/>
+            <w:bottom w:val="single" w:color="auto" w:sz="4" w:space="0"/>
+            <w:right w:val="single" w:color="auto" w:sz="4" w:space="0"/>
+            <w:insideH w:val="single" w:color="auto" w:sz="4" w:space="0"/>
+            <w:insideV w:val="single" w:color="auto" w:sz="4" w:space="0"/>
+          </w:tblBorders>
+          <w:tblCellMar>
+            <w:top w:w="0" w:type="dxa"/>
+            <w:left w:w="108" w:type="dxa"/>
+            <w:bottom w:w="0" w:type="dxa"/>
+            <w:right w:w="108" w:type="dxa"/>
+          </w:tblCellMar>
+        </w:tblPrEx>
         <w:trPr>
-          <w:trHeight w:val="435"/>
+          <w:trHeight w:val="435" w:hRule="atLeast"/>
         </w:trPr>
         <w:tc>
           <w:tcPr>
@@ -192,7 +231,7 @@
             <w:pPr>
               <w:spacing w:line="520" w:lineRule="exact"/>
               <w:rPr>
-                <w:rFonts w:ascii="Times New Roman" w:eastAsia="仿宋_GB2312" w:hAnsi="Times New Roman" w:cs="Times New Roman"/>
+                <w:rFonts w:ascii="Times New Roman" w:hAnsi="Times New Roman" w:eastAsia="仿宋_GB2312" w:cs="Times New Roman"/>
                 <w:bCs/>
                 <w:color w:val="000000"/>
                 <w:sz w:val="28"/>
@@ -201,7 +240,7 @@
             </w:pPr>
             <w:r>
               <w:rPr>
-                <w:rFonts w:ascii="Times New Roman" w:eastAsia="仿宋_GB2312" w:hAnsi="Times New Roman" w:cs="Times New Roman"/>
+                <w:rFonts w:ascii="Times New Roman" w:hAnsi="Times New Roman" w:eastAsia="仿宋_GB2312" w:cs="Times New Roman"/>
                 <w:bCs/>
                 <w:color w:val="000000"/>
                 <w:sz w:val="28"/>
@@ -220,8 +259,8 @@
             <w:pPr>
               <w:spacing w:line="520" w:lineRule="exact"/>
               <w:rPr>
-                <w:rStyle w:val="a8"/>
-                <w:rFonts w:ascii="Times New Roman" w:eastAsia="仿宋_GB2312" w:hAnsi="Times New Roman" w:cs="Times New Roman"/>
+                <w:rStyle w:val="7"/>
+                <w:rFonts w:ascii="Times New Roman" w:hAnsi="Times New Roman" w:eastAsia="仿宋_GB2312" w:cs="Times New Roman"/>
                 <w:sz w:val="28"/>
                 <w:szCs w:val="28"/>
               </w:rPr>
@@ -230,8 +269,24 @@
         </w:tc>
       </w:tr>
       <w:tr>
+        <w:tblPrEx>
+          <w:tblBorders>
+            <w:top w:val="single" w:color="auto" w:sz="4" w:space="0"/>
+            <w:left w:val="single" w:color="auto" w:sz="4" w:space="0"/>
+            <w:bottom w:val="single" w:color="auto" w:sz="4" w:space="0"/>
+            <w:right w:val="single" w:color="auto" w:sz="4" w:space="0"/>
+            <w:insideH w:val="single" w:color="auto" w:sz="4" w:space="0"/>
+            <w:insideV w:val="single" w:color="auto" w:sz="4" w:space="0"/>
+          </w:tblBorders>
+          <w:tblCellMar>
+            <w:top w:w="0" w:type="dxa"/>
+            <w:left w:w="108" w:type="dxa"/>
+            <w:bottom w:w="0" w:type="dxa"/>
+            <w:right w:w="108" w:type="dxa"/>
+          </w:tblCellMar>
+        </w:tblPrEx>
         <w:trPr>
-          <w:trHeight w:val="555"/>
+          <w:trHeight w:val="555" w:hRule="atLeast"/>
         </w:trPr>
         <w:tc>
           <w:tcPr>
@@ -242,7 +297,7 @@
             <w:pPr>
               <w:spacing w:line="520" w:lineRule="exact"/>
               <w:rPr>
-                <w:rFonts w:ascii="Times New Roman" w:eastAsia="仿宋_GB2312" w:hAnsi="Times New Roman" w:cs="Times New Roman"/>
+                <w:rFonts w:ascii="Times New Roman" w:hAnsi="Times New Roman" w:eastAsia="仿宋_GB2312" w:cs="Times New Roman"/>
                 <w:bCs/>
                 <w:color w:val="000000"/>
                 <w:sz w:val="28"/>
@@ -251,7 +306,7 @@
             </w:pPr>
             <w:r>
               <w:rPr>
-                <w:rFonts w:ascii="Times New Roman" w:eastAsia="仿宋_GB2312" w:hAnsi="Times New Roman" w:cs="Times New Roman"/>
+                <w:rFonts w:ascii="Times New Roman" w:hAnsi="Times New Roman" w:eastAsia="仿宋_GB2312" w:cs="Times New Roman"/>
                 <w:bCs/>
                 <w:color w:val="000000"/>
                 <w:sz w:val="28"/>
@@ -270,7 +325,7 @@
             <w:pPr>
               <w:spacing w:line="520" w:lineRule="exact"/>
               <w:rPr>
-                <w:rFonts w:ascii="Times New Roman" w:eastAsia="仿宋_GB2312" w:hAnsi="Times New Roman" w:cs="Times New Roman"/>
+                <w:rFonts w:ascii="Times New Roman" w:hAnsi="Times New Roman" w:eastAsia="仿宋_GB2312" w:cs="Times New Roman"/>
                 <w:bCs/>
                 <w:color w:val="000000"/>
                 <w:sz w:val="28"/>
@@ -288,7 +343,7 @@
             <w:pPr>
               <w:spacing w:line="520" w:lineRule="exact"/>
               <w:rPr>
-                <w:rFonts w:ascii="Times New Roman" w:eastAsia="仿宋_GB2312" w:hAnsi="Times New Roman" w:cs="Times New Roman"/>
+                <w:rFonts w:ascii="Times New Roman" w:hAnsi="Times New Roman" w:eastAsia="仿宋_GB2312" w:cs="Times New Roman"/>
                 <w:bCs/>
                 <w:color w:val="000000"/>
                 <w:sz w:val="28"/>
@@ -297,7 +352,7 @@
             </w:pPr>
             <w:r>
               <w:rPr>
-                <w:rFonts w:ascii="Times New Roman" w:eastAsia="仿宋_GB2312" w:hAnsi="Times New Roman" w:cs="Times New Roman"/>
+                <w:rFonts w:ascii="Times New Roman" w:hAnsi="Times New Roman" w:eastAsia="仿宋_GB2312" w:cs="Times New Roman"/>
                 <w:bCs/>
                 <w:color w:val="000000"/>
                 <w:sz w:val="28"/>
@@ -315,7 +370,7 @@
             <w:pPr>
               <w:spacing w:line="520" w:lineRule="exact"/>
               <w:rPr>
-                <w:rFonts w:ascii="Times New Roman" w:eastAsia="方正仿宋_GBK" w:hAnsi="Times New Roman" w:cs="Times New Roman"/>
+                <w:rFonts w:ascii="Times New Roman" w:hAnsi="Times New Roman" w:eastAsia="方正仿宋_GBK" w:cs="Times New Roman"/>
                 <w:bCs/>
                 <w:color w:val="FF0000"/>
                 <w:sz w:val="28"/>
@@ -326,8 +381,24 @@
         </w:tc>
       </w:tr>
       <w:tr>
+        <w:tblPrEx>
+          <w:tblBorders>
+            <w:top w:val="single" w:color="auto" w:sz="4" w:space="0"/>
+            <w:left w:val="single" w:color="auto" w:sz="4" w:space="0"/>
+            <w:bottom w:val="single" w:color="auto" w:sz="4" w:space="0"/>
+            <w:right w:val="single" w:color="auto" w:sz="4" w:space="0"/>
+            <w:insideH w:val="single" w:color="auto" w:sz="4" w:space="0"/>
+            <w:insideV w:val="single" w:color="auto" w:sz="4" w:space="0"/>
+          </w:tblBorders>
+          <w:tblCellMar>
+            <w:top w:w="0" w:type="dxa"/>
+            <w:left w:w="108" w:type="dxa"/>
+            <w:bottom w:w="0" w:type="dxa"/>
+            <w:right w:w="108" w:type="dxa"/>
+          </w:tblCellMar>
+        </w:tblPrEx>
         <w:trPr>
-          <w:trHeight w:val="555"/>
+          <w:trHeight w:val="555" w:hRule="atLeast"/>
         </w:trPr>
         <w:tc>
           <w:tcPr>
@@ -338,7 +409,7 @@
             <w:pPr>
               <w:spacing w:line="520" w:lineRule="exact"/>
               <w:rPr>
-                <w:rFonts w:ascii="Times New Roman" w:eastAsia="仿宋_GB2312" w:hAnsi="Times New Roman" w:cs="Times New Roman"/>
+                <w:rFonts w:ascii="Times New Roman" w:hAnsi="Times New Roman" w:eastAsia="仿宋_GB2312" w:cs="Times New Roman"/>
                 <w:bCs/>
                 <w:color w:val="000000"/>
                 <w:sz w:val="28"/>
@@ -347,7 +418,7 @@
             </w:pPr>
             <w:r>
               <w:rPr>
-                <w:rFonts w:ascii="Times New Roman" w:eastAsia="仿宋_GB2312" w:hAnsi="Times New Roman" w:cs="Times New Roman"/>
+                <w:rFonts w:ascii="Times New Roman" w:hAnsi="Times New Roman" w:eastAsia="仿宋_GB2312" w:cs="Times New Roman"/>
                 <w:bCs/>
                 <w:color w:val="000000"/>
                 <w:sz w:val="28"/>
@@ -366,7 +437,7 @@
             <w:pPr>
               <w:spacing w:line="520" w:lineRule="exact"/>
               <w:rPr>
-                <w:rFonts w:ascii="Times New Roman" w:eastAsia="仿宋_GB2312" w:hAnsi="Times New Roman" w:cs="Times New Roman"/>
+                <w:rFonts w:ascii="Times New Roman" w:hAnsi="Times New Roman" w:eastAsia="仿宋_GB2312" w:cs="Times New Roman"/>
                 <w:bCs/>
                 <w:color w:val="000000"/>
                 <w:sz w:val="28"/>
@@ -384,7 +455,7 @@
             <w:pPr>
               <w:spacing w:line="520" w:lineRule="exact"/>
               <w:rPr>
-                <w:rFonts w:ascii="Times New Roman" w:eastAsia="仿宋_GB2312" w:hAnsi="Times New Roman" w:cs="Times New Roman"/>
+                <w:rFonts w:ascii="Times New Roman" w:hAnsi="Times New Roman" w:eastAsia="仿宋_GB2312" w:cs="Times New Roman"/>
                 <w:bCs/>
                 <w:color w:val="000000"/>
                 <w:sz w:val="28"/>
@@ -393,7 +464,7 @@
             </w:pPr>
             <w:r>
               <w:rPr>
-                <w:rFonts w:ascii="Times New Roman" w:eastAsia="仿宋_GB2312" w:hAnsi="Times New Roman" w:cs="Times New Roman"/>
+                <w:rFonts w:ascii="Times New Roman" w:hAnsi="Times New Roman" w:eastAsia="仿宋_GB2312" w:cs="Times New Roman"/>
                 <w:bCs/>
                 <w:color w:val="000000"/>
                 <w:sz w:val="28"/>
@@ -411,7 +482,7 @@
             <w:pPr>
               <w:spacing w:line="520" w:lineRule="exact"/>
               <w:rPr>
-                <w:rFonts w:ascii="Times New Roman" w:eastAsia="方正仿宋_GBK" w:hAnsi="Times New Roman" w:cs="Times New Roman"/>
+                <w:rFonts w:ascii="Times New Roman" w:hAnsi="Times New Roman" w:eastAsia="方正仿宋_GBK" w:cs="Times New Roman"/>
                 <w:bCs/>
                 <w:color w:val="FF0000"/>
                 <w:sz w:val="28"/>
@@ -422,8 +493,24 @@
         </w:tc>
       </w:tr>
       <w:tr>
+        <w:tblPrEx>
+          <w:tblBorders>
+            <w:top w:val="single" w:color="auto" w:sz="4" w:space="0"/>
+            <w:left w:val="single" w:color="auto" w:sz="4" w:space="0"/>
+            <w:bottom w:val="single" w:color="auto" w:sz="4" w:space="0"/>
+            <w:right w:val="single" w:color="auto" w:sz="4" w:space="0"/>
+            <w:insideH w:val="single" w:color="auto" w:sz="4" w:space="0"/>
+            <w:insideV w:val="single" w:color="auto" w:sz="4" w:space="0"/>
+          </w:tblBorders>
+          <w:tblCellMar>
+            <w:top w:w="0" w:type="dxa"/>
+            <w:left w:w="108" w:type="dxa"/>
+            <w:bottom w:w="0" w:type="dxa"/>
+            <w:right w:w="108" w:type="dxa"/>
+          </w:tblCellMar>
+        </w:tblPrEx>
         <w:trPr>
-          <w:trHeight w:val="7613"/>
+          <w:trHeight w:val="7613" w:hRule="atLeast"/>
         </w:trPr>
         <w:tc>
           <w:tcPr>
@@ -438,10 +525,10 @@
                 <w:numId w:val="1"/>
               </w:numPr>
               <w:spacing w:line="400" w:lineRule="exact"/>
-              <w:ind w:firstLineChars="200" w:firstLine="640"/>
+              <w:ind w:firstLine="640" w:firstLineChars="200"/>
               <w:jc w:val="left"/>
               <w:rPr>
-                <w:rFonts w:ascii="Times New Roman" w:eastAsia="黑体" w:hAnsi="Times New Roman" w:cs="Times New Roman"/>
+                <w:rFonts w:ascii="Times New Roman" w:hAnsi="Times New Roman" w:eastAsia="黑体" w:cs="Times New Roman"/>
                 <w:bCs/>
                 <w:kern w:val="0"/>
                 <w:sz w:val="32"/>
@@ -450,7 +537,7 @@
             </w:pPr>
             <w:r>
               <w:rPr>
-                <w:rFonts w:ascii="Times New Roman" w:eastAsia="黑体" w:hAnsi="Times New Roman" w:cs="Times New Roman"/>
+                <w:rFonts w:ascii="Times New Roman" w:hAnsi="Times New Roman" w:eastAsia="黑体" w:cs="Times New Roman"/>
                 <w:bCs/>
                 <w:kern w:val="0"/>
                 <w:sz w:val="32"/>
@@ -467,10 +554,10 @@
                 <w:numId w:val="2"/>
               </w:numPr>
               <w:spacing w:line="400" w:lineRule="exact"/>
-              <w:ind w:firstLineChars="200" w:firstLine="640"/>
+              <w:ind w:firstLine="640" w:firstLineChars="200"/>
               <w:jc w:val="left"/>
               <w:rPr>
-                <w:rFonts w:ascii="Times New Roman" w:eastAsia="楷体_GB2312" w:hAnsi="Times New Roman" w:cs="Times New Roman"/>
+                <w:rFonts w:ascii="Times New Roman" w:hAnsi="Times New Roman" w:eastAsia="楷体_GB2312" w:cs="Times New Roman"/>
                 <w:bCs/>
                 <w:kern w:val="0"/>
                 <w:sz w:val="32"/>
@@ -479,7 +566,7 @@
             </w:pPr>
             <w:r>
               <w:rPr>
-                <w:rFonts w:ascii="Times New Roman" w:eastAsia="楷体_GB2312" w:hAnsi="Times New Roman" w:cs="Times New Roman"/>
+                <w:rFonts w:ascii="Times New Roman" w:hAnsi="Times New Roman" w:eastAsia="楷体_GB2312" w:cs="Times New Roman"/>
                 <w:bCs/>
                 <w:kern w:val="0"/>
                 <w:sz w:val="32"/>
@@ -495,7 +582,7 @@
               <w:ind w:left="640"/>
               <w:jc w:val="left"/>
               <w:rPr>
-                <w:rFonts w:ascii="Times New Roman" w:eastAsia="楷体_GB2312" w:hAnsi="Times New Roman" w:cs="Times New Roman"/>
+                <w:rFonts w:ascii="Times New Roman" w:hAnsi="Times New Roman" w:eastAsia="楷体_GB2312" w:cs="Times New Roman"/>
                 <w:bCs/>
                 <w:kern w:val="0"/>
                 <w:sz w:val="32"/>
@@ -511,10 +598,10 @@
                 <w:numId w:val="2"/>
               </w:numPr>
               <w:spacing w:line="400" w:lineRule="exact"/>
-              <w:ind w:firstLineChars="200" w:firstLine="640"/>
+              <w:ind w:firstLine="640" w:firstLineChars="200"/>
               <w:jc w:val="left"/>
               <w:rPr>
-                <w:rFonts w:ascii="Times New Roman" w:eastAsia="楷体_GB2312" w:hAnsi="Times New Roman" w:cs="Times New Roman"/>
+                <w:rFonts w:ascii="Times New Roman" w:hAnsi="Times New Roman" w:eastAsia="楷体_GB2312" w:cs="Times New Roman"/>
                 <w:bCs/>
                 <w:kern w:val="0"/>
                 <w:sz w:val="32"/>
@@ -523,7 +610,7 @@
             </w:pPr>
             <w:r>
               <w:rPr>
-                <w:rFonts w:ascii="Times New Roman" w:eastAsia="楷体_GB2312" w:hAnsi="Times New Roman" w:cs="Times New Roman"/>
+                <w:rFonts w:ascii="Times New Roman" w:hAnsi="Times New Roman" w:eastAsia="楷体_GB2312" w:cs="Times New Roman"/>
                 <w:bCs/>
                 <w:kern w:val="0"/>
                 <w:sz w:val="32"/>
@@ -535,55 +622,41 @@
           <w:p>
             <w:pPr>
               <w:spacing w:line="600" w:lineRule="exact"/>
-              <w:ind w:firstLineChars="200" w:firstLine="640"/>
-              <w:rPr>
-                <w:rFonts w:ascii="Times New Roman" w:eastAsia="仿宋_GB2312" w:hAnsi="Times New Roman" w:cs="Times New Roman"/>
+              <w:ind w:firstLine="640" w:firstLineChars="200"/>
+              <w:rPr>
+                <w:rFonts w:ascii="Times New Roman" w:hAnsi="Times New Roman" w:eastAsia="仿宋_GB2312" w:cs="Times New Roman"/>
                 <w:sz w:val="32"/>
                 <w:szCs w:val="32"/>
               </w:rPr>
             </w:pPr>
             <w:r>
               <w:rPr>
-                <w:rFonts w:ascii="Times New Roman" w:eastAsia="仿宋_GB2312" w:hAnsi="Times New Roman" w:cs="Times New Roman"/>
+                <w:rFonts w:ascii="Times New Roman" w:hAnsi="Times New Roman" w:eastAsia="仿宋_GB2312" w:cs="Times New Roman"/>
                 <w:sz w:val="32"/>
                 <w:szCs w:val="32"/>
               </w:rPr>
-              <w:t>人员配备：</w:t>
+              <w:t xml:space="preserve">人员配备： </w:t>
             </w:r>
-            <w:r>
-              <w:rPr>
-                <w:rFonts w:ascii="Times New Roman" w:eastAsia="仿宋_GB2312" w:hAnsi="Times New Roman" w:cs="Times New Roman"/>
+            <w:bookmarkStart w:id="0" w:name="_GoBack"/>
+            <w:bookmarkEnd w:id="0"/>
+          </w:p>
+          <w:p>
+            <w:pPr>
+              <w:spacing w:line="600" w:lineRule="exact"/>
+              <w:ind w:firstLine="640" w:firstLineChars="200"/>
+              <w:rPr>
+                <w:rFonts w:ascii="Times New Roman" w:hAnsi="Times New Roman" w:eastAsia="仿宋_GB2312" w:cs="Times New Roman"/>
                 <w:sz w:val="32"/>
                 <w:szCs w:val="32"/>
               </w:rPr>
-              <w:t xml:space="preserve"> </w:t>
-            </w:r>
-          </w:p>
-          <w:p>
-            <w:pPr>
-              <w:spacing w:line="600" w:lineRule="exact"/>
-              <w:ind w:firstLineChars="200" w:firstLine="640"/>
-              <w:rPr>
-                <w:rFonts w:ascii="Times New Roman" w:eastAsia="仿宋_GB2312" w:hAnsi="Times New Roman" w:cs="Times New Roman"/>
+            </w:pPr>
+            <w:r>
+              <w:rPr>
+                <w:rFonts w:ascii="Times New Roman" w:hAnsi="Times New Roman" w:eastAsia="仿宋_GB2312" w:cs="Times New Roman"/>
                 <w:sz w:val="32"/>
                 <w:szCs w:val="32"/>
               </w:rPr>
-            </w:pPr>
-            <w:r>
-              <w:rPr>
-                <w:rFonts w:ascii="Times New Roman" w:eastAsia="仿宋_GB2312" w:hAnsi="Times New Roman" w:cs="Times New Roman"/>
-                <w:sz w:val="32"/>
-                <w:szCs w:val="32"/>
-              </w:rPr>
-              <w:t>经费支持：</w:t>
-            </w:r>
-            <w:r>
-              <w:rPr>
-                <w:rFonts w:ascii="Times New Roman" w:eastAsia="仿宋_GB2312" w:hAnsi="Times New Roman" w:cs="Times New Roman"/>
-                <w:sz w:val="32"/>
-                <w:szCs w:val="32"/>
-              </w:rPr>
-              <w:t xml:space="preserve"> </w:t>
+              <w:t xml:space="preserve">经费支持： </w:t>
             </w:r>
           </w:p>
           <w:p>
@@ -594,10 +667,10 @@
                 <w:numId w:val="3"/>
               </w:numPr>
               <w:spacing w:line="400" w:lineRule="exact"/>
-              <w:ind w:firstLineChars="200" w:firstLine="640"/>
+              <w:ind w:firstLine="640" w:firstLineChars="200"/>
               <w:jc w:val="left"/>
               <w:rPr>
-                <w:rFonts w:ascii="Times New Roman" w:eastAsia="黑体" w:hAnsi="Times New Roman" w:cs="Times New Roman"/>
+                <w:rFonts w:ascii="Times New Roman" w:hAnsi="Times New Roman" w:eastAsia="黑体" w:cs="Times New Roman"/>
                 <w:bCs/>
                 <w:kern w:val="0"/>
                 <w:sz w:val="32"/>
@@ -606,7 +679,7 @@
             </w:pPr>
             <w:r>
               <w:rPr>
-                <w:rFonts w:ascii="Times New Roman" w:eastAsia="黑体" w:hAnsi="Times New Roman" w:cs="Times New Roman"/>
+                <w:rFonts w:ascii="Times New Roman" w:hAnsi="Times New Roman" w:eastAsia="黑体" w:cs="Times New Roman"/>
                 <w:bCs/>
                 <w:kern w:val="0"/>
                 <w:sz w:val="32"/>
@@ -622,7 +695,7 @@
               <w:ind w:left="640"/>
               <w:jc w:val="left"/>
               <w:rPr>
-                <w:rFonts w:ascii="Times New Roman" w:eastAsia="黑体" w:hAnsi="Times New Roman" w:cs="Times New Roman"/>
+                <w:rFonts w:ascii="Times New Roman" w:hAnsi="Times New Roman" w:eastAsia="黑体" w:cs="Times New Roman"/>
                 <w:bCs/>
                 <w:kern w:val="0"/>
                 <w:sz w:val="32"/>
@@ -638,10 +711,10 @@
                 <w:numId w:val="3"/>
               </w:numPr>
               <w:spacing w:line="400" w:lineRule="exact"/>
-              <w:ind w:firstLineChars="200" w:firstLine="640"/>
+              <w:ind w:firstLine="640" w:firstLineChars="200"/>
               <w:jc w:val="left"/>
               <w:rPr>
-                <w:rFonts w:ascii="Times New Roman" w:eastAsia="黑体" w:hAnsi="Times New Roman" w:cs="Times New Roman"/>
+                <w:rFonts w:ascii="Times New Roman" w:hAnsi="Times New Roman" w:eastAsia="黑体" w:cs="Times New Roman"/>
                 <w:bCs/>
                 <w:kern w:val="0"/>
                 <w:sz w:val="32"/>
@@ -650,7 +723,7 @@
             </w:pPr>
             <w:r>
               <w:rPr>
-                <w:rFonts w:ascii="Times New Roman" w:eastAsia="黑体" w:hAnsi="Times New Roman" w:cs="Times New Roman"/>
+                <w:rFonts w:ascii="Times New Roman" w:hAnsi="Times New Roman" w:eastAsia="黑体" w:cs="Times New Roman"/>
                 <w:bCs/>
                 <w:kern w:val="0"/>
                 <w:sz w:val="32"/>
@@ -663,10 +736,10 @@
             <w:pPr>
               <w:widowControl/>
               <w:spacing w:line="600" w:lineRule="exact"/>
-              <w:ind w:leftChars="200" w:left="420"/>
+              <w:ind w:left="420" w:leftChars="200"/>
               <w:jc w:val="left"/>
               <w:rPr>
-                <w:rFonts w:ascii="Times New Roman" w:eastAsia="方正楷体_GBK" w:hAnsi="Times New Roman" w:cs="Times New Roman"/>
+                <w:rFonts w:ascii="Times New Roman" w:hAnsi="Times New Roman" w:eastAsia="方正楷体_GBK" w:cs="Times New Roman"/>
                 <w:bCs/>
                 <w:kern w:val="0"/>
                 <w:sz w:val="24"/>
@@ -678,10 +751,10 @@
             <w:pPr>
               <w:widowControl/>
               <w:spacing w:line="400" w:lineRule="exact"/>
-              <w:ind w:leftChars="200" w:left="420"/>
+              <w:ind w:left="420" w:leftChars="200"/>
               <w:jc w:val="left"/>
               <w:rPr>
-                <w:rFonts w:ascii="Times New Roman" w:eastAsia="方正楷体_GBK" w:hAnsi="Times New Roman" w:cs="Times New Roman"/>
+                <w:rFonts w:ascii="Times New Roman" w:hAnsi="Times New Roman" w:eastAsia="方正楷体_GBK" w:cs="Times New Roman"/>
                 <w:bCs/>
                 <w:kern w:val="0"/>
                 <w:sz w:val="24"/>
@@ -695,7 +768,7 @@
               <w:spacing w:line="400" w:lineRule="exact"/>
               <w:jc w:val="left"/>
               <w:rPr>
-                <w:rFonts w:ascii="Times New Roman" w:eastAsia="方正楷体_GBK" w:hAnsi="Times New Roman" w:cs="Times New Roman"/>
+                <w:rFonts w:ascii="Times New Roman" w:hAnsi="Times New Roman" w:eastAsia="方正楷体_GBK" w:cs="Times New Roman"/>
                 <w:bCs/>
                 <w:kern w:val="0"/>
                 <w:sz w:val="24"/>
@@ -709,7 +782,7 @@
               <w:spacing w:line="400" w:lineRule="exact"/>
               <w:jc w:val="left"/>
               <w:rPr>
-                <w:rFonts w:ascii="Times New Roman" w:eastAsia="方正楷体_GBK" w:hAnsi="Times New Roman" w:cs="Times New Roman"/>
+                <w:rFonts w:ascii="Times New Roman" w:hAnsi="Times New Roman" w:eastAsia="方正楷体_GBK" w:cs="Times New Roman"/>
                 <w:bCs/>
                 <w:kern w:val="0"/>
                 <w:sz w:val="24"/>
@@ -723,7 +796,7 @@
               <w:spacing w:line="400" w:lineRule="exact"/>
               <w:jc w:val="left"/>
               <w:rPr>
-                <w:rFonts w:ascii="Times New Roman" w:eastAsia="方正楷体_GBK" w:hAnsi="Times New Roman" w:cs="Times New Roman"/>
+                <w:rFonts w:ascii="Times New Roman" w:hAnsi="Times New Roman" w:eastAsia="方正楷体_GBK" w:cs="Times New Roman"/>
                 <w:bCs/>
                 <w:kern w:val="0"/>
                 <w:sz w:val="24"/>
@@ -735,10 +808,10 @@
             <w:pPr>
               <w:widowControl/>
               <w:spacing w:line="400" w:lineRule="exact"/>
-              <w:ind w:leftChars="200" w:left="420"/>
+              <w:ind w:left="420" w:leftChars="200"/>
               <w:jc w:val="left"/>
               <w:rPr>
-                <w:rFonts w:ascii="Times New Roman" w:eastAsia="方正楷体_GBK" w:hAnsi="Times New Roman" w:cs="Times New Roman"/>
+                <w:rFonts w:ascii="Times New Roman" w:hAnsi="Times New Roman" w:eastAsia="方正楷体_GBK" w:cs="Times New Roman"/>
                 <w:bCs/>
                 <w:kern w:val="0"/>
                 <w:sz w:val="24"/>
@@ -752,7 +825,7 @@
               <w:spacing w:line="400" w:lineRule="exact"/>
               <w:jc w:val="left"/>
               <w:rPr>
-                <w:rFonts w:ascii="Times New Roman" w:eastAsia="方正楷体_GBK" w:hAnsi="Times New Roman" w:cs="Times New Roman"/>
+                <w:rFonts w:ascii="Times New Roman" w:hAnsi="Times New Roman" w:eastAsia="方正楷体_GBK" w:cs="Times New Roman"/>
                 <w:bCs/>
                 <w:kern w:val="0"/>
                 <w:sz w:val="24"/>
@@ -766,7 +839,7 @@
     <w:p>
       <w:pPr>
         <w:rPr>
-          <w:rFonts w:ascii="Times New Roman" w:eastAsia="宋体" w:hAnsi="Times New Roman" w:cs="Times New Roman"/>
+          <w:rFonts w:ascii="Times New Roman" w:hAnsi="Times New Roman" w:eastAsia="宋体" w:cs="Times New Roman"/>
         </w:rPr>
       </w:pPr>
     </w:p>
@@ -775,7 +848,7 @@
         <w:widowControl/>
         <w:jc w:val="left"/>
         <w:rPr>
-          <w:rFonts w:ascii="Times New Roman" w:eastAsia="方正仿宋简体" w:hAnsi="Times New Roman" w:cs="Times New Roman"/>
+          <w:rFonts w:ascii="Times New Roman" w:hAnsi="Times New Roman" w:eastAsia="方正仿宋简体" w:cs="Times New Roman"/>
           <w:b/>
           <w:sz w:val="32"/>
         </w:rPr>
@@ -784,20 +857,20 @@
     <w:sectPr>
       <w:pgSz w:w="11906" w:h="16838"/>
       <w:pgMar w:top="1440" w:right="1800" w:bottom="1440" w:left="1800" w:header="851" w:footer="992" w:gutter="0"/>
-      <w:cols w:space="425"/>
-      <w:docGrid w:type="lines" w:linePitch="312"/>
+      <w:cols w:space="425" w:num="1"/>
+      <w:docGrid w:type="lines" w:linePitch="312" w:charSpace="0"/>
     </w:sectPr>
   </w:body>
 </w:document>
 </file>
 
 <file path=word/numbering.xml><?xml version="1.0" encoding="utf-8"?>
-<w:numbering xmlns:wpc="http://schemas.microsoft.com/office/word/2010/wordprocessingCanvas" xmlns:cx="http://schemas.microsoft.com/office/drawing/2014/chartex" xmlns:cx1="http://schemas.microsoft.com/office/drawing/2015/9/8/chartex" xmlns:cx2="http://schemas.microsoft.com/office/drawing/2015/10/21/chartex" xmlns:cx3="http://schemas.microsoft.com/office/drawing/2016/5/9/chartex" xmlns:cx4="http://schemas.microsoft.com/office/drawing/2016/5/10/chartex" xmlns:cx5="http://schemas.microsoft.com/office/drawing/2016/5/11/chartex" xmlns:cx6="http://schemas.microsoft.com/office/drawing/2016/5/12/chartex" xmlns:cx7="http://schemas.microsoft.com/office/drawing/2016/5/13/chartex" xmlns:cx8="http://schemas.microsoft.com/office/drawing/2016/5/14/chartex" xmlns:mc="http://schemas.openxmlformats.org/markup-compatibility/2006" xmlns:aink="http://schemas.microsoft.com/office/drawing/2016/ink" xmlns:am3d="http://schemas.microsoft.com/office/drawing/2017/model3d" xmlns:o="urn:schemas-microsoft-com:office:office" xmlns:oel="http://schemas.microsoft.com/office/2019/extlst" xmlns:r="http://schemas.openxmlformats.org/officeDocument/2006/relationships" xmlns:m="http://schemas.openxmlformats.org/officeDocument/2006/math" xmlns:v="urn:schemas-microsoft-com:vml" xmlns:wp14="http://schemas.microsoft.com/office/word/2010/wordprocessingDrawing" xmlns:wp="http://schemas.openxmlformats.org/drawingml/2006/wordprocessingDrawing" xmlns:w10="urn:schemas-microsoft-com:office:word" xmlns:w="http://schemas.openxmlformats.org/wordprocessingml/2006/main" xmlns:w14="http://schemas.microsoft.com/office/word/2010/wordml" xmlns:w15="http://schemas.microsoft.com/office/word/2012/wordml" xmlns:w16cex="http://schemas.microsoft.com/office/word/2018/wordml/cex" xmlns:w16cid="http://schemas.microsoft.com/office/word/2016/wordml/cid" xmlns:w16="http://schemas.microsoft.com/office/word/2018/wordml" xmlns:w16sdtdh="http://schemas.microsoft.com/office/word/2020/wordml/sdtdatahash" xmlns:w16se="http://schemas.microsoft.com/office/word/2015/wordml/symex" xmlns:wpg="http://schemas.microsoft.com/office/word/2010/wordprocessingGroup" xmlns:wpi="http://schemas.microsoft.com/office/word/2010/wordprocessingInk" xmlns:wne="http://schemas.microsoft.com/office/word/2006/wordml" xmlns:wps="http://schemas.microsoft.com/office/word/2010/wordprocessingShape" mc:Ignorable="w14 w15 w16se w16cid w16 w16cex w16sdtdh wp14">
-  <w:abstractNum w:abstractNumId="0" w15:restartNumberingAfterBreak="0">
+<w:numbering xmlns:wpc="http://schemas.microsoft.com/office/word/2010/wordprocessingCanvas" xmlns:mc="http://schemas.openxmlformats.org/markup-compatibility/2006" xmlns:o="urn:schemas-microsoft-com:office:office" xmlns:r="http://schemas.openxmlformats.org/officeDocument/2006/relationships" xmlns:m="http://schemas.openxmlformats.org/officeDocument/2006/math" xmlns:v="urn:schemas-microsoft-com:vml" xmlns:wp14="http://schemas.microsoft.com/office/word/2010/wordprocessingDrawing" xmlns:wp="http://schemas.openxmlformats.org/drawingml/2006/wordprocessingDrawing" xmlns:w10="urn:schemas-microsoft-com:office:word" xmlns:w="http://schemas.openxmlformats.org/wordprocessingml/2006/main" xmlns:w14="http://schemas.microsoft.com/office/word/2010/wordml" xmlns:wpg="http://schemas.microsoft.com/office/word/2010/wordprocessingGroup" xmlns:wpi="http://schemas.microsoft.com/office/word/2010/wordprocessingInk" xmlns:wne="http://schemas.microsoft.com/office/word/2006/wordml" xmlns:wps="http://schemas.microsoft.com/office/word/2010/wordprocessingShape" xmlns:wpsCustomData="http://www.wps.cn/officeDocument/2013/wpsCustomData" mc:Ignorable="w14 wp14">
+  <w:abstractNum w:abstractNumId="0">
     <w:nsid w:val="C9FC9034"/>
     <w:multiLevelType w:val="singleLevel"/>
     <w:tmpl w:val="C9FC9034"/>
-    <w:lvl w:ilvl="0">
+    <w:lvl w:ilvl="0" w:tentative="0">
       <w:start w:val="1"/>
       <w:numFmt w:val="chineseCounting"/>
       <w:suff w:val="nothing"/>
@@ -808,11 +881,11 @@
       </w:rPr>
     </w:lvl>
   </w:abstractNum>
-  <w:abstractNum w:abstractNumId="1" w15:restartNumberingAfterBreak="0">
+  <w:abstractNum w:abstractNumId="1">
     <w:nsid w:val="21BFAEFC"/>
     <w:multiLevelType w:val="singleLevel"/>
     <w:tmpl w:val="21BFAEFC"/>
-    <w:lvl w:ilvl="0">
+    <w:lvl w:ilvl="0" w:tentative="0">
       <w:start w:val="2"/>
       <w:numFmt w:val="chineseCounting"/>
       <w:suff w:val="nothing"/>
@@ -823,11 +896,11 @@
       </w:rPr>
     </w:lvl>
   </w:abstractNum>
-  <w:abstractNum w:abstractNumId="2" w15:restartNumberingAfterBreak="0">
+  <w:abstractNum w:abstractNumId="2">
     <w:nsid w:val="71F63656"/>
     <w:multiLevelType w:val="singleLevel"/>
     <w:tmpl w:val="71F63656"/>
-    <w:lvl w:ilvl="0">
+    <w:lvl w:ilvl="0" w:tentative="0">
       <w:start w:val="1"/>
       <w:numFmt w:val="decimal"/>
       <w:suff w:val="space"/>
@@ -835,433 +908,306 @@
       <w:lvlJc w:val="left"/>
     </w:lvl>
   </w:abstractNum>
-  <w:num w:numId="1" w16cid:durableId="1529172496">
+  <w:num w:numId="1">
     <w:abstractNumId w:val="0"/>
   </w:num>
-  <w:num w:numId="2" w16cid:durableId="1168210859">
+  <w:num w:numId="2">
     <w:abstractNumId w:val="2"/>
   </w:num>
-  <w:num w:numId="3" w16cid:durableId="1736051884">
+  <w:num w:numId="3">
     <w:abstractNumId w:val="1"/>
   </w:num>
 </w:numbering>
 </file>
 
 <file path=word/styles.xml><?xml version="1.0" encoding="utf-8"?>
-<w:styles xmlns:mc="http://schemas.openxmlformats.org/markup-compatibility/2006" xmlns:r="http://schemas.openxmlformats.org/officeDocument/2006/relationships" xmlns:w="http://schemas.openxmlformats.org/wordprocessingml/2006/main" xmlns:w14="http://schemas.microsoft.com/office/word/2010/wordml" xmlns:w15="http://schemas.microsoft.com/office/word/2012/wordml" xmlns:w16cex="http://schemas.microsoft.com/office/word/2018/wordml/cex" xmlns:w16cid="http://schemas.microsoft.com/office/word/2016/wordml/cid" xmlns:w16="http://schemas.microsoft.com/office/word/2018/wordml" xmlns:w16sdtdh="http://schemas.microsoft.com/office/word/2020/wordml/sdtdatahash" xmlns:w16se="http://schemas.microsoft.com/office/word/2015/wordml/symex" mc:Ignorable="w14 w15 w16se w16cid w16 w16cex w16sdtdh">
+<w:styles xmlns:mc="http://schemas.openxmlformats.org/markup-compatibility/2006" xmlns:o="urn:schemas-microsoft-com:office:office" xmlns:r="http://schemas.openxmlformats.org/officeDocument/2006/relationships" xmlns:m="http://schemas.openxmlformats.org/officeDocument/2006/math" xmlns:v="urn:schemas-microsoft-com:vml" xmlns:w="http://schemas.openxmlformats.org/wordprocessingml/2006/main" xmlns:w14="http://schemas.microsoft.com/office/word/2010/wordml" xmlns:w10="urn:schemas-microsoft-com:office:word" xmlns:sl="http://schemas.openxmlformats.org/schemaLibrary/2006/main" xmlns:wpsCustomData="http://www.wps.cn/officeDocument/2013/wpsCustomData" mc:Ignorable="w14">
   <w:docDefaults>
     <w:rPrDefault>
       <w:rPr>
-        <w:rFonts w:asciiTheme="minorHAnsi" w:eastAsiaTheme="minorEastAsia" w:hAnsiTheme="minorHAnsi" w:cstheme="minorBidi"/>
-        <w:lang w:val="en-US" w:eastAsia="zh-CN" w:bidi="ar-SA"/>
+        <w:rFonts w:asciiTheme="minorHAnsi" w:hAnsiTheme="minorHAnsi" w:eastAsiaTheme="minorEastAsia" w:cstheme="minorBidi"/>
       </w:rPr>
     </w:rPrDefault>
     <w:pPrDefault/>
   </w:docDefaults>
-  <w:latentStyles w:defLockedState="0" w:defUIPriority="99" w:defSemiHidden="0" w:defUnhideWhenUsed="0" w:defQFormat="0" w:count="376">
-    <w:lsdException w:name="Normal" w:uiPriority="0" w:qFormat="1"/>
-    <w:lsdException w:name="heading 1" w:uiPriority="9" w:qFormat="1"/>
-    <w:lsdException w:name="heading 2" w:semiHidden="1" w:uiPriority="9" w:unhideWhenUsed="1" w:qFormat="1"/>
-    <w:lsdException w:name="heading 3" w:semiHidden="1" w:uiPriority="9" w:unhideWhenUsed="1" w:qFormat="1"/>
-    <w:lsdException w:name="heading 4" w:semiHidden="1" w:uiPriority="9" w:unhideWhenUsed="1" w:qFormat="1"/>
-    <w:lsdException w:name="heading 5" w:semiHidden="1" w:uiPriority="9" w:unhideWhenUsed="1" w:qFormat="1"/>
-    <w:lsdException w:name="heading 6" w:semiHidden="1" w:uiPriority="9" w:unhideWhenUsed="1" w:qFormat="1"/>
-    <w:lsdException w:name="heading 7" w:semiHidden="1" w:uiPriority="9" w:unhideWhenUsed="1" w:qFormat="1"/>
-    <w:lsdException w:name="heading 8" w:semiHidden="1" w:uiPriority="9" w:unhideWhenUsed="1" w:qFormat="1"/>
-    <w:lsdException w:name="heading 9" w:semiHidden="1" w:uiPriority="9" w:unhideWhenUsed="1" w:qFormat="1"/>
-    <w:lsdException w:name="index 1" w:semiHidden="1" w:unhideWhenUsed="1"/>
-    <w:lsdException w:name="index 2" w:semiHidden="1" w:unhideWhenUsed="1"/>
-    <w:lsdException w:name="index 3" w:semiHidden="1" w:unhideWhenUsed="1"/>
-    <w:lsdException w:name="index 4" w:semiHidden="1" w:unhideWhenUsed="1"/>
-    <w:lsdException w:name="index 5" w:semiHidden="1" w:unhideWhenUsed="1"/>
-    <w:lsdException w:name="index 6" w:semiHidden="1" w:unhideWhenUsed="1"/>
-    <w:lsdException w:name="index 7" w:semiHidden="1" w:unhideWhenUsed="1"/>
-    <w:lsdException w:name="index 8" w:semiHidden="1" w:unhideWhenUsed="1"/>
-    <w:lsdException w:name="index 9" w:semiHidden="1" w:unhideWhenUsed="1"/>
-    <w:lsdException w:name="toc 1" w:semiHidden="1" w:uiPriority="39" w:unhideWhenUsed="1"/>
-    <w:lsdException w:name="toc 2" w:semiHidden="1" w:uiPriority="39" w:unhideWhenUsed="1"/>
-    <w:lsdException w:name="toc 3" w:semiHidden="1" w:uiPriority="39" w:unhideWhenUsed="1"/>
-    <w:lsdException w:name="toc 4" w:semiHidden="1" w:uiPriority="39" w:unhideWhenUsed="1"/>
-    <w:lsdException w:name="toc 5" w:semiHidden="1" w:uiPriority="39" w:unhideWhenUsed="1"/>
-    <w:lsdException w:name="toc 6" w:semiHidden="1" w:uiPriority="39" w:unhideWhenUsed="1"/>
-    <w:lsdException w:name="toc 7" w:semiHidden="1" w:uiPriority="39" w:unhideWhenUsed="1"/>
-    <w:lsdException w:name="toc 8" w:semiHidden="1" w:uiPriority="39" w:unhideWhenUsed="1"/>
-    <w:lsdException w:name="toc 9" w:semiHidden="1" w:uiPriority="39" w:unhideWhenUsed="1"/>
-    <w:lsdException w:name="Normal Indent" w:semiHidden="1" w:unhideWhenUsed="1"/>
-    <w:lsdException w:name="footnote text" w:semiHidden="1" w:unhideWhenUsed="1"/>
-    <w:lsdException w:name="annotation text" w:semiHidden="1" w:unhideWhenUsed="1"/>
-    <w:lsdException w:name="header" w:semiHidden="1" w:unhideWhenUsed="1"/>
-    <w:lsdException w:name="footer" w:semiHidden="1" w:unhideWhenUsed="1"/>
-    <w:lsdException w:name="index heading" w:semiHidden="1" w:unhideWhenUsed="1"/>
-    <w:lsdException w:name="caption" w:semiHidden="1" w:uiPriority="35" w:unhideWhenUsed="1" w:qFormat="1"/>
-    <w:lsdException w:name="table of figures" w:semiHidden="1" w:unhideWhenUsed="1"/>
-    <w:lsdException w:name="envelope address" w:semiHidden="1" w:unhideWhenUsed="1"/>
-    <w:lsdException w:name="envelope return" w:semiHidden="1" w:unhideWhenUsed="1"/>
-    <w:lsdException w:name="footnote reference" w:semiHidden="1" w:unhideWhenUsed="1"/>
-    <w:lsdException w:name="annotation reference" w:semiHidden="1" w:unhideWhenUsed="1"/>
-    <w:lsdException w:name="line number" w:semiHidden="1" w:unhideWhenUsed="1"/>
-    <w:lsdException w:name="page number" w:semiHidden="1" w:unhideWhenUsed="1"/>
-    <w:lsdException w:name="endnote reference" w:semiHidden="1" w:unhideWhenUsed="1"/>
-    <w:lsdException w:name="endnote text" w:semiHidden="1" w:unhideWhenUsed="1"/>
-    <w:lsdException w:name="table of authorities" w:semiHidden="1" w:unhideWhenUsed="1"/>
-    <w:lsdException w:name="macro" w:semiHidden="1" w:unhideWhenUsed="1"/>
-    <w:lsdException w:name="toa heading" w:semiHidden="1" w:unhideWhenUsed="1"/>
-    <w:lsdException w:name="List" w:semiHidden="1" w:unhideWhenUsed="1"/>
-    <w:lsdException w:name="List Bullet" w:semiHidden="1" w:unhideWhenUsed="1"/>
-    <w:lsdException w:name="List Number" w:semiHidden="1" w:unhideWhenUsed="1"/>
-    <w:lsdException w:name="List 2" w:semiHidden="1" w:unhideWhenUsed="1"/>
-    <w:lsdException w:name="List 3" w:semiHidden="1" w:unhideWhenUsed="1"/>
-    <w:lsdException w:name="List 4" w:semiHidden="1" w:unhideWhenUsed="1"/>
-    <w:lsdException w:name="List 5" w:semiHidden="1" w:unhideWhenUsed="1"/>
-    <w:lsdException w:name="List Bullet 2" w:semiHidden="1" w:unhideWhenUsed="1"/>
-    <w:lsdException w:name="List Bullet 3" w:semiHidden="1" w:unhideWhenUsed="1"/>
-    <w:lsdException w:name="List Bullet 4" w:semiHidden="1" w:unhideWhenUsed="1"/>
-    <w:lsdException w:name="List Bullet 5" w:semiHidden="1" w:unhideWhenUsed="1"/>
-    <w:lsdException w:name="List Number 2" w:semiHidden="1" w:unhideWhenUsed="1"/>
-    <w:lsdException w:name="List Number 3" w:semiHidden="1" w:unhideWhenUsed="1"/>
-    <w:lsdException w:name="List Number 4" w:semiHidden="1" w:unhideWhenUsed="1"/>
-    <w:lsdException w:name="List Number 5" w:semiHidden="1" w:unhideWhenUsed="1"/>
-    <w:lsdException w:name="Title" w:uiPriority="10" w:qFormat="1"/>
-    <w:lsdException w:name="Closing" w:semiHidden="1" w:unhideWhenUsed="1"/>
-    <w:lsdException w:name="Signature" w:semiHidden="1" w:unhideWhenUsed="1"/>
-    <w:lsdException w:name="Default Paragraph Font" w:semiHidden="1" w:uiPriority="1" w:unhideWhenUsed="1"/>
-    <w:lsdException w:name="Body Text" w:semiHidden="1" w:unhideWhenUsed="1"/>
-    <w:lsdException w:name="Body Text Indent" w:semiHidden="1" w:unhideWhenUsed="1"/>
-    <w:lsdException w:name="List Continue" w:semiHidden="1" w:unhideWhenUsed="1"/>
-    <w:lsdException w:name="List Continue 2" w:semiHidden="1" w:unhideWhenUsed="1"/>
-    <w:lsdException w:name="List Continue 3" w:semiHidden="1" w:unhideWhenUsed="1"/>
-    <w:lsdException w:name="List Continue 4" w:semiHidden="1" w:unhideWhenUsed="1"/>
-    <w:lsdException w:name="List Continue 5" w:semiHidden="1" w:unhideWhenUsed="1"/>
-    <w:lsdException w:name="Message Header" w:semiHidden="1" w:unhideWhenUsed="1"/>
-    <w:lsdException w:name="Subtitle" w:uiPriority="11" w:qFormat="1"/>
-    <w:lsdException w:name="Salutation" w:semiHidden="1" w:unhideWhenUsed="1"/>
-    <w:lsdException w:name="Date" w:semiHidden="1" w:unhideWhenUsed="1"/>
-    <w:lsdException w:name="Body Text First Indent" w:semiHidden="1" w:unhideWhenUsed="1"/>
-    <w:lsdException w:name="Body Text First Indent 2" w:semiHidden="1" w:unhideWhenUsed="1"/>
-    <w:lsdException w:name="Note Heading" w:semiHidden="1" w:unhideWhenUsed="1"/>
-    <w:lsdException w:name="Body Text 2" w:semiHidden="1" w:unhideWhenUsed="1"/>
-    <w:lsdException w:name="Body Text 3" w:semiHidden="1" w:unhideWhenUsed="1"/>
-    <w:lsdException w:name="Body Text Indent 2" w:semiHidden="1" w:unhideWhenUsed="1"/>
-    <w:lsdException w:name="Body Text Indent 3" w:semiHidden="1" w:unhideWhenUsed="1"/>
-    <w:lsdException w:name="Block Text" w:semiHidden="1" w:unhideWhenUsed="1"/>
-    <w:lsdException w:name="Hyperlink" w:semiHidden="1" w:unhideWhenUsed="1"/>
-    <w:lsdException w:name="FollowedHyperlink" w:semiHidden="1" w:unhideWhenUsed="1"/>
-    <w:lsdException w:name="Strong" w:uiPriority="0" w:qFormat="1"/>
-    <w:lsdException w:name="Emphasis" w:uiPriority="20" w:qFormat="1"/>
-    <w:lsdException w:name="Document Map" w:semiHidden="1" w:unhideWhenUsed="1"/>
-    <w:lsdException w:name="Plain Text" w:semiHidden="1" w:unhideWhenUsed="1"/>
-    <w:lsdException w:name="E-mail Signature" w:semiHidden="1" w:unhideWhenUsed="1"/>
-    <w:lsdException w:name="HTML Top of Form" w:semiHidden="1" w:unhideWhenUsed="1"/>
-    <w:lsdException w:name="HTML Bottom of Form" w:semiHidden="1" w:unhideWhenUsed="1"/>
-    <w:lsdException w:name="Normal (Web)" w:uiPriority="0" w:qFormat="1"/>
-    <w:lsdException w:name="HTML Acronym" w:semiHidden="1" w:unhideWhenUsed="1"/>
-    <w:lsdException w:name="HTML Address" w:semiHidden="1" w:unhideWhenUsed="1"/>
-    <w:lsdException w:name="HTML Cite" w:semiHidden="1" w:unhideWhenUsed="1"/>
-    <w:lsdException w:name="HTML Code" w:semiHidden="1" w:unhideWhenUsed="1"/>
-    <w:lsdException w:name="HTML Definition" w:semiHidden="1" w:unhideWhenUsed="1"/>
-    <w:lsdException w:name="HTML Keyboard" w:semiHidden="1" w:unhideWhenUsed="1"/>
-    <w:lsdException w:name="HTML Preformatted" w:semiHidden="1" w:unhideWhenUsed="1"/>
-    <w:lsdException w:name="HTML Sample" w:semiHidden="1" w:unhideWhenUsed="1"/>
-    <w:lsdException w:name="HTML Typewriter" w:semiHidden="1" w:unhideWhenUsed="1"/>
-    <w:lsdException w:name="HTML Variable" w:semiHidden="1" w:unhideWhenUsed="1"/>
-    <w:lsdException w:name="Normal Table" w:semiHidden="1" w:unhideWhenUsed="1"/>
-    <w:lsdException w:name="annotation subject" w:semiHidden="1" w:unhideWhenUsed="1"/>
-    <w:lsdException w:name="No List" w:semiHidden="1" w:unhideWhenUsed="1"/>
-    <w:lsdException w:name="Outline List 1" w:semiHidden="1" w:unhideWhenUsed="1"/>
-    <w:lsdException w:name="Outline List 2" w:semiHidden="1" w:unhideWhenUsed="1"/>
-    <w:lsdException w:name="Outline List 3" w:semiHidden="1" w:unhideWhenUsed="1"/>
-    <w:lsdException w:name="Table Simple 1" w:semiHidden="1" w:unhideWhenUsed="1"/>
-    <w:lsdException w:name="Table Simple 2" w:semiHidden="1" w:unhideWhenUsed="1"/>
-    <w:lsdException w:name="Table Simple 3" w:semiHidden="1" w:unhideWhenUsed="1"/>
-    <w:lsdException w:name="Table Classic 1" w:semiHidden="1" w:unhideWhenUsed="1"/>
-    <w:lsdException w:name="Table Classic 2" w:semiHidden="1" w:unhideWhenUsed="1"/>
-    <w:lsdException w:name="Table Classic 3" w:semiHidden="1" w:unhideWhenUsed="1"/>
-    <w:lsdException w:name="Table Classic 4" w:semiHidden="1" w:unhideWhenUsed="1"/>
-    <w:lsdException w:name="Table Colorful 1" w:semiHidden="1" w:unhideWhenUsed="1"/>
-    <w:lsdException w:name="Table Colorful 2" w:semiHidden="1" w:unhideWhenUsed="1"/>
-    <w:lsdException w:name="Table Colorful 3" w:semiHidden="1" w:unhideWhenUsed="1"/>
-    <w:lsdException w:name="Table Columns 1" w:semiHidden="1" w:unhideWhenUsed="1"/>
-    <w:lsdException w:name="Table Columns 2" w:semiHidden="1" w:unhideWhenUsed="1"/>
-    <w:lsdException w:name="Table Columns 3" w:semiHidden="1" w:unhideWhenUsed="1"/>
-    <w:lsdException w:name="Table Columns 4" w:semiHidden="1" w:unhideWhenUsed="1"/>
-    <w:lsdException w:name="Table Columns 5" w:semiHidden="1" w:unhideWhenUsed="1"/>
-    <w:lsdException w:name="Table Grid 1" w:semiHidden="1" w:unhideWhenUsed="1"/>
-    <w:lsdException w:name="Table Grid 2" w:semiHidden="1" w:unhideWhenUsed="1"/>
-    <w:lsdException w:name="Table Grid 3" w:semiHidden="1" w:unhideWhenUsed="1"/>
-    <w:lsdException w:name="Table Grid 4" w:semiHidden="1" w:unhideWhenUsed="1"/>
-    <w:lsdException w:name="Table Grid 5" w:semiHidden="1" w:unhideWhenUsed="1"/>
-    <w:lsdException w:name="Table Grid 6" w:semiHidden="1" w:unhideWhenUsed="1"/>
-    <w:lsdException w:name="Table Grid 7" w:semiHidden="1" w:unhideWhenUsed="1"/>
-    <w:lsdException w:name="Table Grid 8" w:semiHidden="1" w:unhideWhenUsed="1"/>
-    <w:lsdException w:name="Table List 1" w:semiHidden="1" w:unhideWhenUsed="1"/>
-    <w:lsdException w:name="Table List 2" w:semiHidden="1" w:unhideWhenUsed="1"/>
-    <w:lsdException w:name="Table List 3" w:semiHidden="1" w:unhideWhenUsed="1"/>
-    <w:lsdException w:name="Table List 4" w:semiHidden="1" w:unhideWhenUsed="1"/>
-    <w:lsdException w:name="Table List 5" w:semiHidden="1" w:unhideWhenUsed="1"/>
-    <w:lsdException w:name="Table List 6" w:semiHidden="1" w:unhideWhenUsed="1"/>
-    <w:lsdException w:name="Table List 7" w:semiHidden="1" w:unhideWhenUsed="1"/>
-    <w:lsdException w:name="Table List 8" w:semiHidden="1" w:unhideWhenUsed="1"/>
-    <w:lsdException w:name="Table 3D effects 1" w:semiHidden="1" w:unhideWhenUsed="1"/>
-    <w:lsdException w:name="Table 3D effects 2" w:semiHidden="1" w:unhideWhenUsed="1"/>
-    <w:lsdException w:name="Table 3D effects 3" w:semiHidden="1" w:unhideWhenUsed="1"/>
-    <w:lsdException w:name="Table Contemporary" w:semiHidden="1" w:unhideWhenUsed="1"/>
-    <w:lsdException w:name="Table Elegant" w:semiHidden="1" w:unhideWhenUsed="1"/>
-    <w:lsdException w:name="Table Professional" w:semiHidden="1" w:unhideWhenUsed="1"/>
-    <w:lsdException w:name="Table Subtle 1" w:semiHidden="1" w:unhideWhenUsed="1"/>
-    <w:lsdException w:name="Table Subtle 2" w:semiHidden="1" w:unhideWhenUsed="1"/>
-    <w:lsdException w:name="Table Web 1" w:semiHidden="1" w:unhideWhenUsed="1"/>
-    <w:lsdException w:name="Table Web 2" w:semiHidden="1" w:unhideWhenUsed="1"/>
-    <w:lsdException w:name="Table Web 3" w:semiHidden="1" w:unhideWhenUsed="1"/>
-    <w:lsdException w:name="Balloon Text" w:semiHidden="1" w:unhideWhenUsed="1"/>
-    <w:lsdException w:name="Table Grid" w:uiPriority="59"/>
-    <w:lsdException w:name="Table Theme" w:semiHidden="1" w:unhideWhenUsed="1"/>
-    <w:lsdException w:name="Placeholder Text" w:semiHidden="1" w:unhideWhenUsed="1"/>
-    <w:lsdException w:name="No Spacing" w:semiHidden="1" w:unhideWhenUsed="1"/>
-    <w:lsdException w:name="Light Shading" w:uiPriority="60"/>
-    <w:lsdException w:name="Light List" w:uiPriority="61"/>
-    <w:lsdException w:name="Light Grid" w:uiPriority="62"/>
-    <w:lsdException w:name="Medium Shading 1" w:uiPriority="63"/>
-    <w:lsdException w:name="Medium Shading 2" w:uiPriority="64"/>
-    <w:lsdException w:name="Medium List 1" w:uiPriority="65"/>
-    <w:lsdException w:name="Medium List 2" w:uiPriority="66"/>
-    <w:lsdException w:name="Medium Grid 1" w:uiPriority="67"/>
-    <w:lsdException w:name="Medium Grid 2" w:uiPriority="68"/>
-    <w:lsdException w:name="Medium Grid 3" w:uiPriority="69"/>
-    <w:lsdException w:name="Dark List" w:uiPriority="70"/>
-    <w:lsdException w:name="Colorful Shading" w:uiPriority="71"/>
-    <w:lsdException w:name="Colorful List" w:uiPriority="72"/>
-    <w:lsdException w:name="Colorful Grid" w:uiPriority="73"/>
-    <w:lsdException w:name="Light Shading Accent 1" w:uiPriority="60"/>
-    <w:lsdException w:name="Light List Accent 1" w:uiPriority="61"/>
-    <w:lsdException w:name="Light Grid Accent 1" w:uiPriority="62"/>
-    <w:lsdException w:name="Medium Shading 1 Accent 1" w:uiPriority="63"/>
-    <w:lsdException w:name="Medium Shading 2 Accent 1" w:uiPriority="64"/>
-    <w:lsdException w:name="Medium List 1 Accent 1" w:uiPriority="65"/>
-    <w:lsdException w:name="Revision" w:semiHidden="1" w:unhideWhenUsed="1"/>
-    <w:lsdException w:name="List Paragraph" w:semiHidden="1" w:unhideWhenUsed="1"/>
-    <w:lsdException w:name="Quote" w:semiHidden="1" w:unhideWhenUsed="1"/>
-    <w:lsdException w:name="Intense Quote" w:semiHidden="1" w:unhideWhenUsed="1"/>
-    <w:lsdException w:name="Medium List 2 Accent 1" w:uiPriority="66"/>
-    <w:lsdException w:name="Medium Grid 1 Accent 1" w:uiPriority="67"/>
-    <w:lsdException w:name="Medium Grid 2 Accent 1" w:uiPriority="68"/>
-    <w:lsdException w:name="Medium Grid 3 Accent 1" w:uiPriority="69"/>
-    <w:lsdException w:name="Dark List Accent 1" w:uiPriority="70"/>
-    <w:lsdException w:name="Colorful Shading Accent 1" w:uiPriority="71"/>
-    <w:lsdException w:name="Colorful List Accent 1" w:uiPriority="72"/>
-    <w:lsdException w:name="Colorful Grid Accent 1" w:uiPriority="73"/>
-    <w:lsdException w:name="Light Shading Accent 2" w:uiPriority="60"/>
-    <w:lsdException w:name="Light List Accent 2" w:uiPriority="61"/>
-    <w:lsdException w:name="Light Grid Accent 2" w:uiPriority="62"/>
-    <w:lsdException w:name="Medium Shading 1 Accent 2" w:uiPriority="63"/>
-    <w:lsdException w:name="Medium Shading 2 Accent 2" w:uiPriority="64"/>
-    <w:lsdException w:name="Medium List 1 Accent 2" w:uiPriority="65"/>
-    <w:lsdException w:name="Medium List 2 Accent 2" w:uiPriority="66"/>
-    <w:lsdException w:name="Medium Grid 1 Accent 2" w:uiPriority="67"/>
-    <w:lsdException w:name="Medium Grid 2 Accent 2" w:uiPriority="68"/>
-    <w:lsdException w:name="Medium Grid 3 Accent 2" w:uiPriority="69"/>
-    <w:lsdException w:name="Dark List Accent 2" w:uiPriority="70"/>
-    <w:lsdException w:name="Colorful Shading Accent 2" w:uiPriority="71"/>
-    <w:lsdException w:name="Colorful List Accent 2" w:uiPriority="72"/>
-    <w:lsdException w:name="Colorful Grid Accent 2" w:uiPriority="73"/>
-    <w:lsdException w:name="Light Shading Accent 3" w:uiPriority="60"/>
-    <w:lsdException w:name="Light List Accent 3" w:uiPriority="61"/>
-    <w:lsdException w:name="Light Grid Accent 3" w:uiPriority="62"/>
-    <w:lsdException w:name="Medium Shading 1 Accent 3" w:uiPriority="63"/>
-    <w:lsdException w:name="Medium Shading 2 Accent 3" w:uiPriority="64"/>
-    <w:lsdException w:name="Medium List 1 Accent 3" w:uiPriority="65"/>
-    <w:lsdException w:name="Medium List 2 Accent 3" w:uiPriority="66"/>
-    <w:lsdException w:name="Medium Grid 1 Accent 3" w:uiPriority="67"/>
-    <w:lsdException w:name="Medium Grid 2 Accent 3" w:uiPriority="68"/>
-    <w:lsdException w:name="Medium Grid 3 Accent 3" w:uiPriority="69"/>
-    <w:lsdException w:name="Dark List Accent 3" w:uiPriority="70"/>
-    <w:lsdException w:name="Colorful Shading Accent 3" w:uiPriority="71"/>
-    <w:lsdException w:name="Colorful List Accent 3" w:uiPriority="72"/>
-    <w:lsdException w:name="Colorful Grid Accent 3" w:uiPriority="73"/>
-    <w:lsdException w:name="Light Shading Accent 4" w:uiPriority="60"/>
-    <w:lsdException w:name="Light List Accent 4" w:uiPriority="61"/>
-    <w:lsdException w:name="Light Grid Accent 4" w:uiPriority="62"/>
-    <w:lsdException w:name="Medium Shading 1 Accent 4" w:uiPriority="63"/>
-    <w:lsdException w:name="Medium Shading 2 Accent 4" w:uiPriority="64"/>
-    <w:lsdException w:name="Medium List 1 Accent 4" w:uiPriority="65"/>
-    <w:lsdException w:name="Medium List 2 Accent 4" w:uiPriority="66"/>
-    <w:lsdException w:name="Medium Grid 1 Accent 4" w:uiPriority="67"/>
-    <w:lsdException w:name="Medium Grid 2 Accent 4" w:uiPriority="68"/>
-    <w:lsdException w:name="Medium Grid 3 Accent 4" w:uiPriority="69"/>
-    <w:lsdException w:name="Dark List Accent 4" w:uiPriority="70"/>
-    <w:lsdException w:name="Colorful Shading Accent 4" w:uiPriority="71"/>
-    <w:lsdException w:name="Colorful List Accent 4" w:uiPriority="72"/>
-    <w:lsdException w:name="Colorful Grid Accent 4" w:uiPriority="73"/>
-    <w:lsdException w:name="Light Shading Accent 5" w:uiPriority="60"/>
-    <w:lsdException w:name="Light List Accent 5" w:uiPriority="61"/>
-    <w:lsdException w:name="Light Grid Accent 5" w:uiPriority="62"/>
-    <w:lsdException w:name="Medium Shading 1 Accent 5" w:uiPriority="63"/>
-    <w:lsdException w:name="Medium Shading 2 Accent 5" w:uiPriority="64"/>
-    <w:lsdException w:name="Medium List 1 Accent 5" w:uiPriority="65"/>
-    <w:lsdException w:name="Medium List 2 Accent 5" w:uiPriority="66"/>
-    <w:lsdException w:name="Medium Grid 1 Accent 5" w:uiPriority="67"/>
-    <w:lsdException w:name="Medium Grid 2 Accent 5" w:uiPriority="68"/>
-    <w:lsdException w:name="Medium Grid 3 Accent 5" w:uiPriority="69"/>
-    <w:lsdException w:name="Dark List Accent 5" w:uiPriority="70"/>
-    <w:lsdException w:name="Colorful Shading Accent 5" w:uiPriority="71"/>
-    <w:lsdException w:name="Colorful List Accent 5" w:uiPriority="72"/>
-    <w:lsdException w:name="Colorful Grid Accent 5" w:uiPriority="73"/>
-    <w:lsdException w:name="Light Shading Accent 6" w:uiPriority="60"/>
-    <w:lsdException w:name="Light List Accent 6" w:uiPriority="61"/>
-    <w:lsdException w:name="Light Grid Accent 6" w:uiPriority="62"/>
-    <w:lsdException w:name="Medium Shading 1 Accent 6" w:uiPriority="63"/>
-    <w:lsdException w:name="Medium Shading 2 Accent 6" w:uiPriority="64"/>
-    <w:lsdException w:name="Medium List 1 Accent 6" w:uiPriority="65"/>
-    <w:lsdException w:name="Medium List 2 Accent 6" w:uiPriority="66"/>
-    <w:lsdException w:name="Medium Grid 1 Accent 6" w:uiPriority="67"/>
-    <w:lsdException w:name="Medium Grid 2 Accent 6" w:uiPriority="68"/>
-    <w:lsdException w:name="Medium Grid 3 Accent 6" w:uiPriority="69"/>
-    <w:lsdException w:name="Dark List Accent 6" w:uiPriority="70"/>
-    <w:lsdException w:name="Colorful Shading Accent 6" w:uiPriority="71"/>
-    <w:lsdException w:name="Colorful List Accent 6" w:uiPriority="72"/>
-    <w:lsdException w:name="Colorful Grid Accent 6" w:uiPriority="73"/>
-    <w:lsdException w:name="Subtle Emphasis" w:uiPriority="19" w:qFormat="1"/>
-    <w:lsdException w:name="Intense Emphasis" w:uiPriority="21" w:qFormat="1"/>
-    <w:lsdException w:name="Subtle Reference" w:uiPriority="31" w:qFormat="1"/>
-    <w:lsdException w:name="Intense Reference" w:uiPriority="32" w:qFormat="1"/>
-    <w:lsdException w:name="Book Title" w:uiPriority="33" w:qFormat="1"/>
-    <w:lsdException w:name="Bibliography" w:semiHidden="1" w:uiPriority="37" w:unhideWhenUsed="1"/>
-    <w:lsdException w:name="TOC Heading" w:semiHidden="1" w:uiPriority="39" w:unhideWhenUsed="1" w:qFormat="1"/>
-    <w:lsdException w:name="Plain Table 1" w:uiPriority="41"/>
-    <w:lsdException w:name="Plain Table 2" w:uiPriority="42"/>
-    <w:lsdException w:name="Plain Table 3" w:uiPriority="43"/>
-    <w:lsdException w:name="Plain Table 4" w:uiPriority="44"/>
-    <w:lsdException w:name="Plain Table 5" w:uiPriority="45"/>
-    <w:lsdException w:name="Grid Table Light" w:uiPriority="40"/>
-    <w:lsdException w:name="Grid Table 1 Light" w:uiPriority="46"/>
-    <w:lsdException w:name="Grid Table 2" w:uiPriority="47"/>
-    <w:lsdException w:name="Grid Table 3" w:uiPriority="48"/>
-    <w:lsdException w:name="Grid Table 4" w:uiPriority="49"/>
-    <w:lsdException w:name="Grid Table 5 Dark" w:uiPriority="50"/>
-    <w:lsdException w:name="Grid Table 6 Colorful" w:uiPriority="51"/>
-    <w:lsdException w:name="Grid Table 7 Colorful" w:uiPriority="52"/>
-    <w:lsdException w:name="Grid Table 1 Light Accent 1" w:uiPriority="46"/>
-    <w:lsdException w:name="Grid Table 2 Accent 1" w:uiPriority="47"/>
-    <w:lsdException w:name="Grid Table 3 Accent 1" w:uiPriority="48"/>
-    <w:lsdException w:name="Grid Table 4 Accent 1" w:uiPriority="49"/>
-    <w:lsdException w:name="Grid Table 5 Dark Accent 1" w:uiPriority="50"/>
-    <w:lsdException w:name="Grid Table 6 Colorful Accent 1" w:uiPriority="51"/>
-    <w:lsdException w:name="Grid Table 7 Colorful Accent 1" w:uiPriority="52"/>
-    <w:lsdException w:name="Grid Table 1 Light Accent 2" w:uiPriority="46"/>
-    <w:lsdException w:name="Grid Table 2 Accent 2" w:uiPriority="47"/>
-    <w:lsdException w:name="Grid Table 3 Accent 2" w:uiPriority="48"/>
-    <w:lsdException w:name="Grid Table 4 Accent 2" w:uiPriority="49"/>
-    <w:lsdException w:name="Grid Table 5 Dark Accent 2" w:uiPriority="50"/>
-    <w:lsdException w:name="Grid Table 6 Colorful Accent 2" w:uiPriority="51"/>
-    <w:lsdException w:name="Grid Table 7 Colorful Accent 2" w:uiPriority="52"/>
-    <w:lsdException w:name="Grid Table 1 Light Accent 3" w:uiPriority="46"/>
-    <w:lsdException w:name="Grid Table 2 Accent 3" w:uiPriority="47"/>
-    <w:lsdException w:name="Grid Table 3 Accent 3" w:uiPriority="48"/>
-    <w:lsdException w:name="Grid Table 4 Accent 3" w:uiPriority="49"/>
-    <w:lsdException w:name="Grid Table 5 Dark Accent 3" w:uiPriority="50"/>
-    <w:lsdException w:name="Grid Table 6 Colorful Accent 3" w:uiPriority="51"/>
-    <w:lsdException w:name="Grid Table 7 Colorful Accent 3" w:uiPriority="52"/>
-    <w:lsdException w:name="Grid Table 1 Light Accent 4" w:uiPriority="46"/>
-    <w:lsdException w:name="Grid Table 2 Accent 4" w:uiPriority="47"/>
-    <w:lsdException w:name="Grid Table 3 Accent 4" w:uiPriority="48"/>
-    <w:lsdException w:name="Grid Table 4 Accent 4" w:uiPriority="49"/>
-    <w:lsdException w:name="Grid Table 5 Dark Accent 4" w:uiPriority="50"/>
-    <w:lsdException w:name="Grid Table 6 Colorful Accent 4" w:uiPriority="51"/>
-    <w:lsdException w:name="Grid Table 7 Colorful Accent 4" w:uiPriority="52"/>
-    <w:lsdException w:name="Grid Table 1 Light Accent 5" w:uiPriority="46"/>
-    <w:lsdException w:name="Grid Table 2 Accent 5" w:uiPriority="47"/>
-    <w:lsdException w:name="Grid Table 3 Accent 5" w:uiPriority="48"/>
-    <w:lsdException w:name="Grid Table 4 Accent 5" w:uiPriority="49"/>
-    <w:lsdException w:name="Grid Table 5 Dark Accent 5" w:uiPriority="50"/>
-    <w:lsdException w:name="Grid Table 6 Colorful Accent 5" w:uiPriority="51"/>
-    <w:lsdException w:name="Grid Table 7 Colorful Accent 5" w:uiPriority="52"/>
-    <w:lsdException w:name="Grid Table 1 Light Accent 6" w:uiPriority="46"/>
-    <w:lsdException w:name="Grid Table 2 Accent 6" w:uiPriority="47"/>
-    <w:lsdException w:name="Grid Table 3 Accent 6" w:uiPriority="48"/>
-    <w:lsdException w:name="Grid Table 4 Accent 6" w:uiPriority="49"/>
-    <w:lsdException w:name="Grid Table 5 Dark Accent 6" w:uiPriority="50"/>
-    <w:lsdException w:name="Grid Table 6 Colorful Accent 6" w:uiPriority="51"/>
-    <w:lsdException w:name="Grid Table 7 Colorful Accent 6" w:uiPriority="52"/>
-    <w:lsdException w:name="List Table 1 Light" w:uiPriority="46"/>
-    <w:lsdException w:name="List Table 2" w:uiPriority="47"/>
-    <w:lsdException w:name="List Table 3" w:uiPriority="48"/>
-    <w:lsdException w:name="List Table 4" w:uiPriority="49"/>
-    <w:lsdException w:name="List Table 5 Dark" w:uiPriority="50"/>
-    <w:lsdException w:name="List Table 6 Colorful" w:uiPriority="51"/>
-    <w:lsdException w:name="List Table 7 Colorful" w:uiPriority="52"/>
-    <w:lsdException w:name="List Table 1 Light Accent 1" w:uiPriority="46"/>
-    <w:lsdException w:name="List Table 2 Accent 1" w:uiPriority="47"/>
-    <w:lsdException w:name="List Table 3 Accent 1" w:uiPriority="48"/>
-    <w:lsdException w:name="List Table 4 Accent 1" w:uiPriority="49"/>
-    <w:lsdException w:name="List Table 5 Dark Accent 1" w:uiPriority="50"/>
-    <w:lsdException w:name="List Table 6 Colorful Accent 1" w:uiPriority="51"/>
-    <w:lsdException w:name="List Table 7 Colorful Accent 1" w:uiPriority="52"/>
-    <w:lsdException w:name="List Table 1 Light Accent 2" w:uiPriority="46"/>
-    <w:lsdException w:name="List Table 2 Accent 2" w:uiPriority="47"/>
-    <w:lsdException w:name="List Table 3 Accent 2" w:uiPriority="48"/>
-    <w:lsdException w:name="List Table 4 Accent 2" w:uiPriority="49"/>
-    <w:lsdException w:name="List Table 5 Dark Accent 2" w:uiPriority="50"/>
-    <w:lsdException w:name="List Table 6 Colorful Accent 2" w:uiPriority="51"/>
-    <w:lsdException w:name="List Table 7 Colorful Accent 2" w:uiPriority="52"/>
-    <w:lsdException w:name="List Table 1 Light Accent 3" w:uiPriority="46"/>
-    <w:lsdException w:name="List Table 2 Accent 3" w:uiPriority="47"/>
-    <w:lsdException w:name="List Table 3 Accent 3" w:uiPriority="48"/>
-    <w:lsdException w:name="List Table 4 Accent 3" w:uiPriority="49"/>
-    <w:lsdException w:name="List Table 5 Dark Accent 3" w:uiPriority="50"/>
-    <w:lsdException w:name="List Table 6 Colorful Accent 3" w:uiPriority="51"/>
-    <w:lsdException w:name="List Table 7 Colorful Accent 3" w:uiPriority="52"/>
-    <w:lsdException w:name="List Table 1 Light Accent 4" w:uiPriority="46"/>
-    <w:lsdException w:name="List Table 2 Accent 4" w:uiPriority="47"/>
-    <w:lsdException w:name="List Table 3 Accent 4" w:uiPriority="48"/>
-    <w:lsdException w:name="List Table 4 Accent 4" w:uiPriority="49"/>
-    <w:lsdException w:name="List Table 5 Dark Accent 4" w:uiPriority="50"/>
-    <w:lsdException w:name="List Table 6 Colorful Accent 4" w:uiPriority="51"/>
-    <w:lsdException w:name="List Table 7 Colorful Accent 4" w:uiPriority="52"/>
-    <w:lsdException w:name="List Table 1 Light Accent 5" w:uiPriority="46"/>
-    <w:lsdException w:name="List Table 2 Accent 5" w:uiPriority="47"/>
-    <w:lsdException w:name="List Table 3 Accent 5" w:uiPriority="48"/>
-    <w:lsdException w:name="List Table 4 Accent 5" w:uiPriority="49"/>
-    <w:lsdException w:name="List Table 5 Dark Accent 5" w:uiPriority="50"/>
-    <w:lsdException w:name="List Table 6 Colorful Accent 5" w:uiPriority="51"/>
-    <w:lsdException w:name="List Table 7 Colorful Accent 5" w:uiPriority="52"/>
-    <w:lsdException w:name="List Table 1 Light Accent 6" w:uiPriority="46"/>
-    <w:lsdException w:name="List Table 2 Accent 6" w:uiPriority="47"/>
-    <w:lsdException w:name="List Table 3 Accent 6" w:uiPriority="48"/>
-    <w:lsdException w:name="List Table 4 Accent 6" w:uiPriority="49"/>
-    <w:lsdException w:name="List Table 5 Dark Accent 6" w:uiPriority="50"/>
-    <w:lsdException w:name="List Table 6 Colorful Accent 6" w:uiPriority="51"/>
-    <w:lsdException w:name="List Table 7 Colorful Accent 6" w:uiPriority="52"/>
-    <w:lsdException w:name="Mention" w:semiHidden="1" w:unhideWhenUsed="1"/>
-    <w:lsdException w:name="Smart Hyperlink" w:semiHidden="1" w:unhideWhenUsed="1"/>
-    <w:lsdException w:name="Hashtag" w:semiHidden="1" w:unhideWhenUsed="1"/>
-    <w:lsdException w:name="Unresolved Mention" w:semiHidden="1" w:unhideWhenUsed="1"/>
-    <w:lsdException w:name="Smart Link" w:semiHidden="1" w:unhideWhenUsed="1"/>
+  <w:latentStyles w:count="260" w:defQFormat="0" w:defUnhideWhenUsed="1" w:defSemiHidden="1" w:defUIPriority="99" w:defLockedState="0">
+    <w:lsdException w:qFormat="1" w:unhideWhenUsed="0" w:uiPriority="0" w:semiHidden="0" w:name="Normal"/>
+    <w:lsdException w:qFormat="1" w:unhideWhenUsed="0" w:uiPriority="9" w:semiHidden="0" w:name="heading 1"/>
+    <w:lsdException w:qFormat="1" w:uiPriority="9" w:name="heading 2"/>
+    <w:lsdException w:qFormat="1" w:uiPriority="9" w:name="heading 3"/>
+    <w:lsdException w:qFormat="1" w:uiPriority="9" w:name="heading 4"/>
+    <w:lsdException w:qFormat="1" w:uiPriority="9" w:name="heading 5"/>
+    <w:lsdException w:qFormat="1" w:uiPriority="9" w:name="heading 6"/>
+    <w:lsdException w:qFormat="1" w:uiPriority="9" w:name="heading 7"/>
+    <w:lsdException w:qFormat="1" w:uiPriority="9" w:name="heading 8"/>
+    <w:lsdException w:qFormat="1" w:uiPriority="9" w:name="heading 9"/>
+    <w:lsdException w:uiPriority="99" w:name="index 1"/>
+    <w:lsdException w:uiPriority="99" w:name="index 2"/>
+    <w:lsdException w:uiPriority="99" w:name="index 3"/>
+    <w:lsdException w:uiPriority="99" w:name="index 4"/>
+    <w:lsdException w:uiPriority="99" w:name="index 5"/>
+    <w:lsdException w:uiPriority="99" w:name="index 6"/>
+    <w:lsdException w:uiPriority="99" w:name="index 7"/>
+    <w:lsdException w:uiPriority="99" w:name="index 8"/>
+    <w:lsdException w:uiPriority="99" w:name="index 9"/>
+    <w:lsdException w:uiPriority="39" w:name="toc 1"/>
+    <w:lsdException w:uiPriority="39" w:name="toc 2"/>
+    <w:lsdException w:uiPriority="39" w:name="toc 3"/>
+    <w:lsdException w:uiPriority="39" w:name="toc 4"/>
+    <w:lsdException w:uiPriority="39" w:name="toc 5"/>
+    <w:lsdException w:uiPriority="39" w:name="toc 6"/>
+    <w:lsdException w:uiPriority="39" w:name="toc 7"/>
+    <w:lsdException w:uiPriority="39" w:name="toc 8"/>
+    <w:lsdException w:uiPriority="39" w:name="toc 9"/>
+    <w:lsdException w:uiPriority="99" w:name="Normal Indent"/>
+    <w:lsdException w:uiPriority="99" w:name="footnote text"/>
+    <w:lsdException w:uiPriority="99" w:name="annotation text"/>
+    <w:lsdException w:qFormat="1" w:uiPriority="99" w:name="header"/>
+    <w:lsdException w:uiPriority="99" w:name="footer"/>
+    <w:lsdException w:uiPriority="99" w:name="index heading"/>
+    <w:lsdException w:qFormat="1" w:uiPriority="35" w:name="caption"/>
+    <w:lsdException w:uiPriority="99" w:name="table of figures"/>
+    <w:lsdException w:uiPriority="99" w:name="envelope address"/>
+    <w:lsdException w:uiPriority="99" w:name="envelope return"/>
+    <w:lsdException w:uiPriority="99" w:name="footnote reference"/>
+    <w:lsdException w:uiPriority="99" w:name="annotation reference"/>
+    <w:lsdException w:uiPriority="99" w:name="line number"/>
+    <w:lsdException w:uiPriority="99" w:name="page number"/>
+    <w:lsdException w:uiPriority="99" w:name="endnote reference"/>
+    <w:lsdException w:uiPriority="99" w:name="endnote text"/>
+    <w:lsdException w:uiPriority="99" w:name="table of authorities"/>
+    <w:lsdException w:uiPriority="99" w:name="macro"/>
+    <w:lsdException w:uiPriority="99" w:name="toa heading"/>
+    <w:lsdException w:uiPriority="99" w:name="List"/>
+    <w:lsdException w:uiPriority="99" w:name="List Bullet"/>
+    <w:lsdException w:uiPriority="99" w:name="List Number"/>
+    <w:lsdException w:uiPriority="99" w:name="List 2"/>
+    <w:lsdException w:uiPriority="99" w:name="List 3"/>
+    <w:lsdException w:uiPriority="99" w:name="List 4"/>
+    <w:lsdException w:uiPriority="99" w:name="List 5"/>
+    <w:lsdException w:uiPriority="99" w:name="List Bullet 2"/>
+    <w:lsdException w:uiPriority="99" w:name="List Bullet 3"/>
+    <w:lsdException w:uiPriority="99" w:name="List Bullet 4"/>
+    <w:lsdException w:uiPriority="99" w:name="List Bullet 5"/>
+    <w:lsdException w:uiPriority="99" w:name="List Number 2"/>
+    <w:lsdException w:uiPriority="99" w:name="List Number 3"/>
+    <w:lsdException w:uiPriority="99" w:name="List Number 4"/>
+    <w:lsdException w:uiPriority="99" w:name="List Number 5"/>
+    <w:lsdException w:qFormat="1" w:unhideWhenUsed="0" w:uiPriority="10" w:semiHidden="0" w:name="Title"/>
+    <w:lsdException w:uiPriority="99" w:name="Closing"/>
+    <w:lsdException w:uiPriority="99" w:name="Signature"/>
+    <w:lsdException w:uiPriority="1" w:name="Default Paragraph Font"/>
+    <w:lsdException w:uiPriority="99" w:name="Body Text"/>
+    <w:lsdException w:uiPriority="99" w:name="Body Text Indent"/>
+    <w:lsdException w:uiPriority="99" w:name="List Continue"/>
+    <w:lsdException w:uiPriority="99" w:name="List Continue 2"/>
+    <w:lsdException w:uiPriority="99" w:name="List Continue 3"/>
+    <w:lsdException w:uiPriority="99" w:name="List Continue 4"/>
+    <w:lsdException w:uiPriority="99" w:name="List Continue 5"/>
+    <w:lsdException w:uiPriority="99" w:name="Message Header"/>
+    <w:lsdException w:qFormat="1" w:unhideWhenUsed="0" w:uiPriority="11" w:semiHidden="0" w:name="Subtitle"/>
+    <w:lsdException w:uiPriority="99" w:name="Salutation"/>
+    <w:lsdException w:uiPriority="99" w:name="Date"/>
+    <w:lsdException w:uiPriority="99" w:name="Body Text First Indent"/>
+    <w:lsdException w:uiPriority="99" w:name="Body Text First Indent 2"/>
+    <w:lsdException w:uiPriority="99" w:name="Note Heading"/>
+    <w:lsdException w:uiPriority="99" w:name="Body Text 2"/>
+    <w:lsdException w:uiPriority="99" w:name="Body Text 3"/>
+    <w:lsdException w:uiPriority="99" w:name="Body Text Indent 2"/>
+    <w:lsdException w:uiPriority="99" w:name="Body Text Indent 3"/>
+    <w:lsdException w:uiPriority="99" w:name="Block Text"/>
+    <w:lsdException w:uiPriority="99" w:name="Hyperlink"/>
+    <w:lsdException w:uiPriority="99" w:name="FollowedHyperlink"/>
+    <w:lsdException w:qFormat="1" w:unhideWhenUsed="0" w:uiPriority="0" w:semiHidden="0" w:name="Strong"/>
+    <w:lsdException w:qFormat="1" w:unhideWhenUsed="0" w:uiPriority="20" w:semiHidden="0" w:name="Emphasis"/>
+    <w:lsdException w:uiPriority="99" w:name="Document Map"/>
+    <w:lsdException w:uiPriority="99" w:name="Plain Text"/>
+    <w:lsdException w:uiPriority="99" w:name="E-mail Signature"/>
+    <w:lsdException w:qFormat="1" w:unhideWhenUsed="0" w:uiPriority="0" w:semiHidden="0" w:name="Normal (Web)"/>
+    <w:lsdException w:uiPriority="99" w:name="HTML Acronym"/>
+    <w:lsdException w:uiPriority="99" w:name="HTML Address"/>
+    <w:lsdException w:uiPriority="99" w:name="HTML Cite"/>
+    <w:lsdException w:uiPriority="99" w:name="HTML Code"/>
+    <w:lsdException w:uiPriority="99" w:name="HTML Definition"/>
+    <w:lsdException w:uiPriority="99" w:name="HTML Keyboard"/>
+    <w:lsdException w:uiPriority="99" w:name="HTML Preformatted"/>
+    <w:lsdException w:uiPriority="99" w:name="HTML Sample"/>
+    <w:lsdException w:uiPriority="99" w:name="HTML Typewriter"/>
+    <w:lsdException w:uiPriority="99" w:name="HTML Variable"/>
+    <w:lsdException w:uiPriority="99" w:name="Normal Table"/>
+    <w:lsdException w:uiPriority="99" w:name="annotation subject"/>
+    <w:lsdException w:uiPriority="99" w:name="Table Simple 1"/>
+    <w:lsdException w:uiPriority="99" w:name="Table Simple 2"/>
+    <w:lsdException w:uiPriority="99" w:name="Table Simple 3"/>
+    <w:lsdException w:uiPriority="99" w:name="Table Classic 1"/>
+    <w:lsdException w:uiPriority="99" w:name="Table Classic 2"/>
+    <w:lsdException w:uiPriority="99" w:name="Table Classic 3"/>
+    <w:lsdException w:uiPriority="99" w:name="Table Classic 4"/>
+    <w:lsdException w:uiPriority="99" w:name="Table Colorful 1"/>
+    <w:lsdException w:uiPriority="99" w:name="Table Colorful 2"/>
+    <w:lsdException w:uiPriority="99" w:name="Table Colorful 3"/>
+    <w:lsdException w:uiPriority="99" w:name="Table Columns 1"/>
+    <w:lsdException w:uiPriority="99" w:name="Table Columns 2"/>
+    <w:lsdException w:uiPriority="99" w:name="Table Columns 3"/>
+    <w:lsdException w:uiPriority="99" w:name="Table Columns 4"/>
+    <w:lsdException w:uiPriority="99" w:name="Table Columns 5"/>
+    <w:lsdException w:uiPriority="99" w:name="Table Grid 1"/>
+    <w:lsdException w:uiPriority="99" w:name="Table Grid 2"/>
+    <w:lsdException w:uiPriority="99" w:name="Table Grid 3"/>
+    <w:lsdException w:uiPriority="99" w:name="Table Grid 4"/>
+    <w:lsdException w:uiPriority="99" w:name="Table Grid 5"/>
+    <w:lsdException w:uiPriority="99" w:name="Table Grid 6"/>
+    <w:lsdException w:uiPriority="99" w:name="Table Grid 7"/>
+    <w:lsdException w:uiPriority="99" w:name="Table Grid 8"/>
+    <w:lsdException w:uiPriority="99" w:name="Table List 1"/>
+    <w:lsdException w:uiPriority="99" w:name="Table List 2"/>
+    <w:lsdException w:uiPriority="99" w:name="Table List 3"/>
+    <w:lsdException w:uiPriority="99" w:name="Table List 4"/>
+    <w:lsdException w:uiPriority="99" w:name="Table List 5"/>
+    <w:lsdException w:uiPriority="99" w:name="Table List 6"/>
+    <w:lsdException w:uiPriority="99" w:name="Table List 7"/>
+    <w:lsdException w:uiPriority="99" w:name="Table List 8"/>
+    <w:lsdException w:uiPriority="99" w:name="Table 3D effects 1"/>
+    <w:lsdException w:uiPriority="99" w:name="Table 3D effects 2"/>
+    <w:lsdException w:uiPriority="99" w:name="Table 3D effects 3"/>
+    <w:lsdException w:uiPriority="99" w:name="Table Contemporary"/>
+    <w:lsdException w:uiPriority="99" w:name="Table Elegant"/>
+    <w:lsdException w:uiPriority="99" w:name="Table Professional"/>
+    <w:lsdException w:uiPriority="99" w:name="Table Subtle 1"/>
+    <w:lsdException w:uiPriority="99" w:name="Table Subtle 2"/>
+    <w:lsdException w:uiPriority="99" w:name="Table Web 1"/>
+    <w:lsdException w:uiPriority="99" w:name="Table Web 2"/>
+    <w:lsdException w:uiPriority="99" w:name="Table Web 3"/>
+    <w:lsdException w:uiPriority="99" w:name="Balloon Text"/>
+    <w:lsdException w:unhideWhenUsed="0" w:uiPriority="59" w:semiHidden="0" w:name="Table Grid"/>
+    <w:lsdException w:uiPriority="99" w:name="Table Theme"/>
+    <w:lsdException w:unhideWhenUsed="0" w:uiPriority="60" w:semiHidden="0" w:name="Light Shading"/>
+    <w:lsdException w:unhideWhenUsed="0" w:uiPriority="61" w:semiHidden="0" w:name="Light List"/>
+    <w:lsdException w:unhideWhenUsed="0" w:uiPriority="62" w:semiHidden="0" w:name="Light Grid"/>
+    <w:lsdException w:unhideWhenUsed="0" w:uiPriority="63" w:semiHidden="0" w:name="Medium Shading 1"/>
+    <w:lsdException w:unhideWhenUsed="0" w:uiPriority="64" w:semiHidden="0" w:name="Medium Shading 2"/>
+    <w:lsdException w:unhideWhenUsed="0" w:uiPriority="65" w:semiHidden="0" w:name="Medium List 1"/>
+    <w:lsdException w:unhideWhenUsed="0" w:uiPriority="66" w:semiHidden="0" w:name="Medium List 2"/>
+    <w:lsdException w:unhideWhenUsed="0" w:uiPriority="67" w:semiHidden="0" w:name="Medium Grid 1"/>
+    <w:lsdException w:unhideWhenUsed="0" w:uiPriority="68" w:semiHidden="0" w:name="Medium Grid 2"/>
+    <w:lsdException w:unhideWhenUsed="0" w:uiPriority="69" w:semiHidden="0" w:name="Medium Grid 3"/>
+    <w:lsdException w:unhideWhenUsed="0" w:uiPriority="70" w:semiHidden="0" w:name="Dark List"/>
+    <w:lsdException w:unhideWhenUsed="0" w:uiPriority="71" w:semiHidden="0" w:name="Colorful Shading"/>
+    <w:lsdException w:unhideWhenUsed="0" w:uiPriority="72" w:semiHidden="0" w:name="Colorful List"/>
+    <w:lsdException w:unhideWhenUsed="0" w:uiPriority="73" w:semiHidden="0" w:name="Colorful Grid"/>
+    <w:lsdException w:unhideWhenUsed="0" w:uiPriority="60" w:semiHidden="0" w:name="Light Shading Accent 1"/>
+    <w:lsdException w:unhideWhenUsed="0" w:uiPriority="61" w:semiHidden="0" w:name="Light List Accent 1"/>
+    <w:lsdException w:unhideWhenUsed="0" w:uiPriority="62" w:semiHidden="0" w:name="Light Grid Accent 1"/>
+    <w:lsdException w:unhideWhenUsed="0" w:uiPriority="63" w:semiHidden="0" w:name="Medium Shading 1 Accent 1"/>
+    <w:lsdException w:unhideWhenUsed="0" w:uiPriority="64" w:semiHidden="0" w:name="Medium Shading 2 Accent 1"/>
+    <w:lsdException w:unhideWhenUsed="0" w:uiPriority="65" w:semiHidden="0" w:name="Medium List 1 Accent 1"/>
+    <w:lsdException w:unhideWhenUsed="0" w:uiPriority="66" w:semiHidden="0" w:name="Medium List 2 Accent 1"/>
+    <w:lsdException w:unhideWhenUsed="0" w:uiPriority="67" w:semiHidden="0" w:name="Medium Grid 1 Accent 1"/>
+    <w:lsdException w:unhideWhenUsed="0" w:uiPriority="68" w:semiHidden="0" w:name="Medium Grid 2 Accent 1"/>
+    <w:lsdException w:unhideWhenUsed="0" w:uiPriority="69" w:semiHidden="0" w:name="Medium Grid 3 Accent 1"/>
+    <w:lsdException w:unhideWhenUsed="0" w:uiPriority="70" w:semiHidden="0" w:name="Dark List Accent 1"/>
+    <w:lsdException w:unhideWhenUsed="0" w:uiPriority="71" w:semiHidden="0" w:name="Colorful Shading Accent 1"/>
+    <w:lsdException w:unhideWhenUsed="0" w:uiPriority="72" w:semiHidden="0" w:name="Colorful List Accent 1"/>
+    <w:lsdException w:unhideWhenUsed="0" w:uiPriority="73" w:semiHidden="0" w:name="Colorful Grid Accent 1"/>
+    <w:lsdException w:unhideWhenUsed="0" w:uiPriority="60" w:semiHidden="0" w:name="Light Shading Accent 2"/>
+    <w:lsdException w:unhideWhenUsed="0" w:uiPriority="61" w:semiHidden="0" w:name="Light List Accent 2"/>
+    <w:lsdException w:unhideWhenUsed="0" w:uiPriority="62" w:semiHidden="0" w:name="Light Grid Accent 2"/>
+    <w:lsdException w:unhideWhenUsed="0" w:uiPriority="63" w:semiHidden="0" w:name="Medium Shading 1 Accent 2"/>
+    <w:lsdException w:unhideWhenUsed="0" w:uiPriority="64" w:semiHidden="0" w:name="Medium Shading 2 Accent 2"/>
+    <w:lsdException w:unhideWhenUsed="0" w:uiPriority="65" w:semiHidden="0" w:name="Medium List 1 Accent 2"/>
+    <w:lsdException w:unhideWhenUsed="0" w:uiPriority="66" w:semiHidden="0" w:name="Medium List 2 Accent 2"/>
+    <w:lsdException w:unhideWhenUsed="0" w:uiPriority="67" w:semiHidden="0" w:name="Medium Grid 1 Accent 2"/>
+    <w:lsdException w:unhideWhenUsed="0" w:uiPriority="68" w:semiHidden="0" w:name="Medium Grid 2 Accent 2"/>
+    <w:lsdException w:unhideWhenUsed="0" w:uiPriority="69" w:semiHidden="0" w:name="Medium Grid 3 Accent 2"/>
+    <w:lsdException w:unhideWhenUsed="0" w:uiPriority="70" w:semiHidden="0" w:name="Dark List Accent 2"/>
+    <w:lsdException w:unhideWhenUsed="0" w:uiPriority="71" w:semiHidden="0" w:name="Colorful Shading Accent 2"/>
+    <w:lsdException w:unhideWhenUsed="0" w:uiPriority="72" w:semiHidden="0" w:name="Colorful List Accent 2"/>
+    <w:lsdException w:unhideWhenUsed="0" w:uiPriority="73" w:semiHidden="0" w:name="Colorful Grid Accent 2"/>
+    <w:lsdException w:unhideWhenUsed="0" w:uiPriority="60" w:semiHidden="0" w:name="Light Shading Accent 3"/>
+    <w:lsdException w:unhideWhenUsed="0" w:uiPriority="61" w:semiHidden="0" w:name="Light List Accent 3"/>
+    <w:lsdException w:unhideWhenUsed="0" w:uiPriority="62" w:semiHidden="0" w:name="Light Grid Accent 3"/>
+    <w:lsdException w:unhideWhenUsed="0" w:uiPriority="63" w:semiHidden="0" w:name="Medium Shading 1 Accent 3"/>
+    <w:lsdException w:unhideWhenUsed="0" w:uiPriority="64" w:semiHidden="0" w:name="Medium Shading 2 Accent 3"/>
+    <w:lsdException w:unhideWhenUsed="0" w:uiPriority="65" w:semiHidden="0" w:name="Medium List 1 Accent 3"/>
+    <w:lsdException w:unhideWhenUsed="0" w:uiPriority="66" w:semiHidden="0" w:name="Medium List 2 Accent 3"/>
+    <w:lsdException w:unhideWhenUsed="0" w:uiPriority="67" w:semiHidden="0" w:name="Medium Grid 1 Accent 3"/>
+    <w:lsdException w:unhideWhenUsed="0" w:uiPriority="68" w:semiHidden="0" w:name="Medium Grid 2 Accent 3"/>
+    <w:lsdException w:unhideWhenUsed="0" w:uiPriority="69" w:semiHidden="0" w:name="Medium Grid 3 Accent 3"/>
+    <w:lsdException w:unhideWhenUsed="0" w:uiPriority="70" w:semiHidden="0" w:name="Dark List Accent 3"/>
+    <w:lsdException w:unhideWhenUsed="0" w:uiPriority="71" w:semiHidden="0" w:name="Colorful Shading Accent 3"/>
+    <w:lsdException w:unhideWhenUsed="0" w:uiPriority="72" w:semiHidden="0" w:name="Colorful List Accent 3"/>
+    <w:lsdException w:unhideWhenUsed="0" w:uiPriority="73" w:semiHidden="0" w:name="Colorful Grid Accent 3"/>
+    <w:lsdException w:unhideWhenUsed="0" w:uiPriority="60" w:semiHidden="0" w:name="Light Shading Accent 4"/>
+    <w:lsdException w:unhideWhenUsed="0" w:uiPriority="61" w:semiHidden="0" w:name="Light List Accent 4"/>
+    <w:lsdException w:unhideWhenUsed="0" w:uiPriority="62" w:semiHidden="0" w:name="Light Grid Accent 4"/>
+    <w:lsdException w:unhideWhenUsed="0" w:uiPriority="63" w:semiHidden="0" w:name="Medium Shading 1 Accent 4"/>
+    <w:lsdException w:unhideWhenUsed="0" w:uiPriority="64" w:semiHidden="0" w:name="Medium Shading 2 Accent 4"/>
+    <w:lsdException w:unhideWhenUsed="0" w:uiPriority="65" w:semiHidden="0" w:name="Medium List 1 Accent 4"/>
+    <w:lsdException w:unhideWhenUsed="0" w:uiPriority="66" w:semiHidden="0" w:name="Medium List 2 Accent 4"/>
+    <w:lsdException w:unhideWhenUsed="0" w:uiPriority="67" w:semiHidden="0" w:name="Medium Grid 1 Accent 4"/>
+    <w:lsdException w:unhideWhenUsed="0" w:uiPriority="68" w:semiHidden="0" w:name="Medium Grid 2 Accent 4"/>
+    <w:lsdException w:unhideWhenUsed="0" w:uiPriority="69" w:semiHidden="0" w:name="Medium Grid 3 Accent 4"/>
+    <w:lsdException w:unhideWhenUsed="0" w:uiPriority="70" w:semiHidden="0" w:name="Dark List Accent 4"/>
+    <w:lsdException w:unhideWhenUsed="0" w:uiPriority="71" w:semiHidden="0" w:name="Colorful Shading Accent 4"/>
+    <w:lsdException w:unhideWhenUsed="0" w:uiPriority="72" w:semiHidden="0" w:name="Colorful List Accent 4"/>
+    <w:lsdException w:unhideWhenUsed="0" w:uiPriority="73" w:semiHidden="0" w:name="Colorful Grid Accent 4"/>
+    <w:lsdException w:unhideWhenUsed="0" w:uiPriority="60" w:semiHidden="0" w:name="Light Shading Accent 5"/>
+    <w:lsdException w:unhideWhenUsed="0" w:uiPriority="61" w:semiHidden="0" w:name="Light List Accent 5"/>
+    <w:lsdException w:unhideWhenUsed="0" w:uiPriority="62" w:semiHidden="0" w:name="Light Grid Accent 5"/>
+    <w:lsdException w:unhideWhenUsed="0" w:uiPriority="63" w:semiHidden="0" w:name="Medium Shading 1 Accent 5"/>
+    <w:lsdException w:unhideWhenUsed="0" w:uiPriority="64" w:semiHidden="0" w:name="Medium Shading 2 Accent 5"/>
+    <w:lsdException w:unhideWhenUsed="0" w:uiPriority="65" w:semiHidden="0" w:name="Medium List 1 Accent 5"/>
+    <w:lsdException w:unhideWhenUsed="0" w:uiPriority="66" w:semiHidden="0" w:name="Medium List 2 Accent 5"/>
+    <w:lsdException w:unhideWhenUsed="0" w:uiPriority="67" w:semiHidden="0" w:name="Medium Grid 1 Accent 5"/>
+    <w:lsdException w:unhideWhenUsed="0" w:uiPriority="68" w:semiHidden="0" w:name="Medium Grid 2 Accent 5"/>
+    <w:lsdException w:unhideWhenUsed="0" w:uiPriority="69" w:semiHidden="0" w:name="Medium Grid 3 Accent 5"/>
+    <w:lsdException w:unhideWhenUsed="0" w:uiPriority="70" w:semiHidden="0" w:name="Dark List Accent 5"/>
+    <w:lsdException w:unhideWhenUsed="0" w:uiPriority="71" w:semiHidden="0" w:name="Colorful Shading Accent 5"/>
+    <w:lsdException w:unhideWhenUsed="0" w:uiPriority="72" w:semiHidden="0" w:name="Colorful List Accent 5"/>
+    <w:lsdException w:unhideWhenUsed="0" w:uiPriority="73" w:semiHidden="0" w:name="Colorful Grid Accent 5"/>
+    <w:lsdException w:unhideWhenUsed="0" w:uiPriority="60" w:semiHidden="0" w:name="Light Shading Accent 6"/>
+    <w:lsdException w:unhideWhenUsed="0" w:uiPriority="61" w:semiHidden="0" w:name="Light List Accent 6"/>
+    <w:lsdException w:unhideWhenUsed="0" w:uiPriority="62" w:semiHidden="0" w:name="Light Grid Accent 6"/>
+    <w:lsdException w:unhideWhenUsed="0" w:uiPriority="63" w:semiHidden="0" w:name="Medium Shading 1 Accent 6"/>
+    <w:lsdException w:unhideWhenUsed="0" w:uiPriority="64" w:semiHidden="0" w:name="Medium Shading 2 Accent 6"/>
+    <w:lsdException w:unhideWhenUsed="0" w:uiPriority="65" w:semiHidden="0" w:name="Medium List 1 Accent 6"/>
+    <w:lsdException w:unhideWhenUsed="0" w:uiPriority="66" w:semiHidden="0" w:name="Medium List 2 Accent 6"/>
+    <w:lsdException w:unhideWhenUsed="0" w:uiPriority="67" w:semiHidden="0" w:name="Medium Grid 1 Accent 6"/>
+    <w:lsdException w:unhideWhenUsed="0" w:uiPriority="68" w:semiHidden="0" w:name="Medium Grid 2 Accent 6"/>
+    <w:lsdException w:unhideWhenUsed="0" w:uiPriority="69" w:semiHidden="0" w:name="Medium Grid 3 Accent 6"/>
+    <w:lsdException w:unhideWhenUsed="0" w:uiPriority="70" w:semiHidden="0" w:name="Dark List Accent 6"/>
+    <w:lsdException w:unhideWhenUsed="0" w:uiPriority="71" w:semiHidden="0" w:name="Colorful Shading Accent 6"/>
+    <w:lsdException w:unhideWhenUsed="0" w:uiPriority="72" w:semiHidden="0" w:name="Colorful List Accent 6"/>
+    <w:lsdException w:unhideWhenUsed="0" w:uiPriority="73" w:semiHidden="0" w:name="Colorful Grid Accent 6"/>
   </w:latentStyles>
-  <w:style w:type="paragraph" w:default="1" w:styleId="a">
+  <w:style w:type="paragraph" w:default="1" w:styleId="1">
     <w:name w:val="Normal"/>
     <w:qFormat/>
+    <w:uiPriority w:val="0"/>
     <w:pPr>
       <w:widowControl w:val="0"/>
       <w:jc w:val="both"/>
     </w:pPr>
     <w:rPr>
+      <w:rFonts w:asciiTheme="minorHAnsi" w:hAnsiTheme="minorHAnsi" w:eastAsiaTheme="minorEastAsia" w:cstheme="minorBidi"/>
       <w:kern w:val="2"/>
       <w:sz w:val="21"/>
       <w:szCs w:val="22"/>
+      <w:lang w:val="en-US" w:eastAsia="zh-CN" w:bidi="ar-SA"/>
     </w:rPr>
   </w:style>
-  <w:style w:type="character" w:default="1" w:styleId="a0">
+  <w:style w:type="character" w:default="1" w:styleId="6">
     <w:name w:val="Default Paragraph Font"/>
-    <w:uiPriority w:val="1"/>
     <w:semiHidden/>
     <w:unhideWhenUsed/>
+    <w:uiPriority w:val="1"/>
   </w:style>
-  <w:style w:type="table" w:default="1" w:styleId="a1">
+  <w:style w:type="table" w:default="1" w:styleId="5">
     <w:name w:val="Normal Table"/>
-    <w:uiPriority w:val="99"/>
     <w:semiHidden/>
     <w:unhideWhenUsed/>
+    <w:uiPriority w:val="99"/>
     <w:tblPr>
-      <w:tblInd w:w="0" w:type="dxa"/>
       <w:tblCellMar>
         <w:top w:w="0" w:type="dxa"/>
         <w:left w:w="108" w:type="dxa"/>
@@ -1270,19 +1216,13 @@
       </w:tblCellMar>
     </w:tblPr>
   </w:style>
-  <w:style w:type="numbering" w:default="1" w:styleId="a2">
-    <w:name w:val="No List"/>
-    <w:uiPriority w:val="99"/>
+  <w:style w:type="paragraph" w:styleId="2">
+    <w:name w:val="footer"/>
+    <w:basedOn w:val="1"/>
+    <w:link w:val="9"/>
     <w:semiHidden/>
     <w:unhideWhenUsed/>
-  </w:style>
-  <w:style w:type="paragraph" w:styleId="a3">
-    <w:name w:val="footer"/>
-    <w:basedOn w:val="a"/>
-    <w:link w:val="a4"/>
     <w:uiPriority w:val="99"/>
-    <w:semiHidden/>
-    <w:unhideWhenUsed/>
     <w:pPr>
       <w:tabs>
         <w:tab w:val="center" w:pos="4153"/>
@@ -1296,16 +1236,17 @@
       <w:szCs w:val="18"/>
     </w:rPr>
   </w:style>
-  <w:style w:type="paragraph" w:styleId="a5">
+  <w:style w:type="paragraph" w:styleId="3">
     <w:name w:val="header"/>
-    <w:basedOn w:val="a"/>
-    <w:link w:val="a6"/>
-    <w:uiPriority w:val="99"/>
+    <w:basedOn w:val="1"/>
+    <w:link w:val="8"/>
     <w:semiHidden/>
     <w:unhideWhenUsed/>
+    <w:qFormat/>
+    <w:uiPriority w:val="99"/>
     <w:pPr>
       <w:pBdr>
-        <w:bottom w:val="single" w:sz="6" w:space="1" w:color="auto"/>
+        <w:bottom w:val="single" w:color="auto" w:sz="6" w:space="1"/>
       </w:pBdr>
       <w:tabs>
         <w:tab w:val="center" w:pos="4153"/>
@@ -1319,10 +1260,11 @@
       <w:szCs w:val="18"/>
     </w:rPr>
   </w:style>
-  <w:style w:type="paragraph" w:styleId="a7">
+  <w:style w:type="paragraph" w:styleId="4">
     <w:name w:val="Normal (Web)"/>
-    <w:basedOn w:val="a"/>
+    <w:basedOn w:val="1"/>
     <w:qFormat/>
+    <w:uiPriority w:val="0"/>
     <w:pPr>
       <w:spacing w:beforeAutospacing="1" w:afterAutospacing="1"/>
       <w:jc w:val="left"/>
@@ -1334,31 +1276,32 @@
       <w:szCs w:val="24"/>
     </w:rPr>
   </w:style>
-  <w:style w:type="character" w:styleId="a8">
+  <w:style w:type="character" w:styleId="7">
     <w:name w:val="Strong"/>
-    <w:basedOn w:val="a0"/>
+    <w:basedOn w:val="6"/>
     <w:qFormat/>
+    <w:uiPriority w:val="0"/>
     <w:rPr>
       <w:b/>
     </w:rPr>
   </w:style>
-  <w:style w:type="character" w:customStyle="1" w:styleId="a6">
+  <w:style w:type="character" w:customStyle="1" w:styleId="8">
     <w:name w:val="页眉 字符"/>
-    <w:basedOn w:val="a0"/>
-    <w:link w:val="a5"/>
+    <w:basedOn w:val="6"/>
+    <w:link w:val="3"/>
+    <w:semiHidden/>
     <w:uiPriority w:val="99"/>
-    <w:semiHidden/>
     <w:rPr>
       <w:sz w:val="18"/>
       <w:szCs w:val="18"/>
     </w:rPr>
   </w:style>
-  <w:style w:type="character" w:customStyle="1" w:styleId="a4">
+  <w:style w:type="character" w:customStyle="1" w:styleId="9">
     <w:name w:val="页脚 字符"/>
-    <w:basedOn w:val="a0"/>
-    <w:link w:val="a3"/>
+    <w:basedOn w:val="6"/>
+    <w:link w:val="2"/>
+    <w:semiHidden/>
     <w:uiPriority w:val="99"/>
-    <w:semiHidden/>
     <w:rPr>
       <w:sz w:val="18"/>
       <w:szCs w:val="18"/>
@@ -1646,6 +1589,5 @@
     </a:fmtScheme>
   </a:themeElements>
   <a:objectDefaults/>
-  <a:extraClrSchemeLst/>
 </a:theme>
 </file>